--- a/TranscriptAnalysis/results/correlation_conventional/ILeLo1lWjBk/ILeLo1lWjBk_correlation_topics_n0_p15_m6.docx
+++ b/TranscriptAnalysis/results/correlation_conventional/ILeLo1lWjBk/ILeLo1lWjBk_correlation_topics_n0_p15_m6.docx
@@ -127,7 +127,38 @@
           </w:tcPr>
           <w:p>
             <w:r>
-              <w:t>frame_0000.jpg</w:t>
+              <w:drawing>
+                <wp:inline xmlns:a="http://schemas.openxmlformats.org/drawingml/2006/main" xmlns:pic="http://schemas.openxmlformats.org/drawingml/2006/picture">
+                  <wp:extent cx="1097280" cy="617220"/>
+                  <wp:docPr id="1" name="Picture 1"/>
+                  <wp:cNvGraphicFramePr>
+                    <a:graphicFrameLocks noChangeAspect="1"/>
+                  </wp:cNvGraphicFramePr>
+                  <a:graphic>
+                    <a:graphicData uri="http://schemas.openxmlformats.org/drawingml/2006/picture">
+                      <pic:pic>
+                        <pic:nvPicPr>
+                          <pic:cNvPr id="0" name="frame_0000.jpg"/>
+                          <pic:cNvPicPr/>
+                        </pic:nvPicPr>
+                        <pic:blipFill>
+                          <a:blip r:embed="rId9"/>
+                          <a:stretch>
+                            <a:fillRect/>
+                          </a:stretch>
+                        </pic:blipFill>
+                        <pic:spPr>
+                          <a:xfrm>
+                            <a:off x="0" y="0"/>
+                            <a:ext cx="1097280" cy="617220"/>
+                          </a:xfrm>
+                          <a:prstGeom prst="rect"/>
+                        </pic:spPr>
+                      </pic:pic>
+                    </a:graphicData>
+                  </a:graphic>
+                </wp:inline>
+              </w:drawing>
             </w:r>
           </w:p>
         </w:tc>
@@ -137,7 +168,38 @@
           </w:tcPr>
           <w:p>
             <w:r>
-              <w:t>frame_0321.jpg</w:t>
+              <w:drawing>
+                <wp:inline xmlns:a="http://schemas.openxmlformats.org/drawingml/2006/main" xmlns:pic="http://schemas.openxmlformats.org/drawingml/2006/picture">
+                  <wp:extent cx="1097280" cy="617220"/>
+                  <wp:docPr id="2" name="Picture 2"/>
+                  <wp:cNvGraphicFramePr>
+                    <a:graphicFrameLocks noChangeAspect="1"/>
+                  </wp:cNvGraphicFramePr>
+                  <a:graphic>
+                    <a:graphicData uri="http://schemas.openxmlformats.org/drawingml/2006/picture">
+                      <pic:pic>
+                        <pic:nvPicPr>
+                          <pic:cNvPr id="0" name="frame_0321.jpg"/>
+                          <pic:cNvPicPr/>
+                        </pic:nvPicPr>
+                        <pic:blipFill>
+                          <a:blip r:embed="rId10"/>
+                          <a:stretch>
+                            <a:fillRect/>
+                          </a:stretch>
+                        </pic:blipFill>
+                        <pic:spPr>
+                          <a:xfrm>
+                            <a:off x="0" y="0"/>
+                            <a:ext cx="1097280" cy="617220"/>
+                          </a:xfrm>
+                          <a:prstGeom prst="rect"/>
+                        </pic:spPr>
+                      </pic:pic>
+                    </a:graphicData>
+                  </a:graphic>
+                </wp:inline>
+              </w:drawing>
             </w:r>
           </w:p>
         </w:tc>
@@ -147,7 +209,38 @@
           </w:tcPr>
           <w:p>
             <w:r>
-              <w:t>frame_0642.jpg</w:t>
+              <w:drawing>
+                <wp:inline xmlns:a="http://schemas.openxmlformats.org/drawingml/2006/main" xmlns:pic="http://schemas.openxmlformats.org/drawingml/2006/picture">
+                  <wp:extent cx="1097280" cy="617220"/>
+                  <wp:docPr id="3" name="Picture 3"/>
+                  <wp:cNvGraphicFramePr>
+                    <a:graphicFrameLocks noChangeAspect="1"/>
+                  </wp:cNvGraphicFramePr>
+                  <a:graphic>
+                    <a:graphicData uri="http://schemas.openxmlformats.org/drawingml/2006/picture">
+                      <pic:pic>
+                        <pic:nvPicPr>
+                          <pic:cNvPr id="0" name="frame_0642.jpg"/>
+                          <pic:cNvPicPr/>
+                        </pic:nvPicPr>
+                        <pic:blipFill>
+                          <a:blip r:embed="rId11"/>
+                          <a:stretch>
+                            <a:fillRect/>
+                          </a:stretch>
+                        </pic:blipFill>
+                        <pic:spPr>
+                          <a:xfrm>
+                            <a:off x="0" y="0"/>
+                            <a:ext cx="1097280" cy="617220"/>
+                          </a:xfrm>
+                          <a:prstGeom prst="rect"/>
+                        </pic:spPr>
+                      </pic:pic>
+                    </a:graphicData>
+                  </a:graphic>
+                </wp:inline>
+              </w:drawing>
             </w:r>
           </w:p>
         </w:tc>
@@ -186,7 +279,38 @@
           </w:tcPr>
           <w:p>
             <w:r>
-              <w:t>frame_0000.jpg</w:t>
+              <w:drawing>
+                <wp:inline xmlns:a="http://schemas.openxmlformats.org/drawingml/2006/main" xmlns:pic="http://schemas.openxmlformats.org/drawingml/2006/picture">
+                  <wp:extent cx="1097280" cy="617220"/>
+                  <wp:docPr id="4" name="Picture 4"/>
+                  <wp:cNvGraphicFramePr>
+                    <a:graphicFrameLocks noChangeAspect="1"/>
+                  </wp:cNvGraphicFramePr>
+                  <a:graphic>
+                    <a:graphicData uri="http://schemas.openxmlformats.org/drawingml/2006/picture">
+                      <pic:pic>
+                        <pic:nvPicPr>
+                          <pic:cNvPr id="0" name="frame_0000.jpg"/>
+                          <pic:cNvPicPr/>
+                        </pic:nvPicPr>
+                        <pic:blipFill>
+                          <a:blip r:embed="rId9"/>
+                          <a:stretch>
+                            <a:fillRect/>
+                          </a:stretch>
+                        </pic:blipFill>
+                        <pic:spPr>
+                          <a:xfrm>
+                            <a:off x="0" y="0"/>
+                            <a:ext cx="1097280" cy="617220"/>
+                          </a:xfrm>
+                          <a:prstGeom prst="rect"/>
+                        </pic:spPr>
+                      </pic:pic>
+                    </a:graphicData>
+                  </a:graphic>
+                </wp:inline>
+              </w:drawing>
             </w:r>
           </w:p>
         </w:tc>
@@ -196,7 +320,38 @@
           </w:tcPr>
           <w:p>
             <w:r>
-              <w:t>frame_0321.jpg</w:t>
+              <w:drawing>
+                <wp:inline xmlns:a="http://schemas.openxmlformats.org/drawingml/2006/main" xmlns:pic="http://schemas.openxmlformats.org/drawingml/2006/picture">
+                  <wp:extent cx="1097280" cy="617220"/>
+                  <wp:docPr id="5" name="Picture 5"/>
+                  <wp:cNvGraphicFramePr>
+                    <a:graphicFrameLocks noChangeAspect="1"/>
+                  </wp:cNvGraphicFramePr>
+                  <a:graphic>
+                    <a:graphicData uri="http://schemas.openxmlformats.org/drawingml/2006/picture">
+                      <pic:pic>
+                        <pic:nvPicPr>
+                          <pic:cNvPr id="0" name="frame_0321.jpg"/>
+                          <pic:cNvPicPr/>
+                        </pic:nvPicPr>
+                        <pic:blipFill>
+                          <a:blip r:embed="rId10"/>
+                          <a:stretch>
+                            <a:fillRect/>
+                          </a:stretch>
+                        </pic:blipFill>
+                        <pic:spPr>
+                          <a:xfrm>
+                            <a:off x="0" y="0"/>
+                            <a:ext cx="1097280" cy="617220"/>
+                          </a:xfrm>
+                          <a:prstGeom prst="rect"/>
+                        </pic:spPr>
+                      </pic:pic>
+                    </a:graphicData>
+                  </a:graphic>
+                </wp:inline>
+              </w:drawing>
             </w:r>
           </w:p>
         </w:tc>
@@ -206,7 +361,38 @@
           </w:tcPr>
           <w:p>
             <w:r>
-              <w:t>frame_0642.jpg</w:t>
+              <w:drawing>
+                <wp:inline xmlns:a="http://schemas.openxmlformats.org/drawingml/2006/main" xmlns:pic="http://schemas.openxmlformats.org/drawingml/2006/picture">
+                  <wp:extent cx="1097280" cy="617220"/>
+                  <wp:docPr id="6" name="Picture 6"/>
+                  <wp:cNvGraphicFramePr>
+                    <a:graphicFrameLocks noChangeAspect="1"/>
+                  </wp:cNvGraphicFramePr>
+                  <a:graphic>
+                    <a:graphicData uri="http://schemas.openxmlformats.org/drawingml/2006/picture">
+                      <pic:pic>
+                        <pic:nvPicPr>
+                          <pic:cNvPr id="0" name="frame_0642.jpg"/>
+                          <pic:cNvPicPr/>
+                        </pic:nvPicPr>
+                        <pic:blipFill>
+                          <a:blip r:embed="rId11"/>
+                          <a:stretch>
+                            <a:fillRect/>
+                          </a:stretch>
+                        </pic:blipFill>
+                        <pic:spPr>
+                          <a:xfrm>
+                            <a:off x="0" y="0"/>
+                            <a:ext cx="1097280" cy="617220"/>
+                          </a:xfrm>
+                          <a:prstGeom prst="rect"/>
+                        </pic:spPr>
+                      </pic:pic>
+                    </a:graphicData>
+                  </a:graphic>
+                </wp:inline>
+              </w:drawing>
             </w:r>
           </w:p>
         </w:tc>
@@ -245,7 +431,38 @@
           </w:tcPr>
           <w:p>
             <w:r>
-              <w:t>frame_0000.jpg</w:t>
+              <w:drawing>
+                <wp:inline xmlns:a="http://schemas.openxmlformats.org/drawingml/2006/main" xmlns:pic="http://schemas.openxmlformats.org/drawingml/2006/picture">
+                  <wp:extent cx="1097280" cy="617220"/>
+                  <wp:docPr id="7" name="Picture 7"/>
+                  <wp:cNvGraphicFramePr>
+                    <a:graphicFrameLocks noChangeAspect="1"/>
+                  </wp:cNvGraphicFramePr>
+                  <a:graphic>
+                    <a:graphicData uri="http://schemas.openxmlformats.org/drawingml/2006/picture">
+                      <pic:pic>
+                        <pic:nvPicPr>
+                          <pic:cNvPr id="0" name="frame_0000.jpg"/>
+                          <pic:cNvPicPr/>
+                        </pic:nvPicPr>
+                        <pic:blipFill>
+                          <a:blip r:embed="rId9"/>
+                          <a:stretch>
+                            <a:fillRect/>
+                          </a:stretch>
+                        </pic:blipFill>
+                        <pic:spPr>
+                          <a:xfrm>
+                            <a:off x="0" y="0"/>
+                            <a:ext cx="1097280" cy="617220"/>
+                          </a:xfrm>
+                          <a:prstGeom prst="rect"/>
+                        </pic:spPr>
+                      </pic:pic>
+                    </a:graphicData>
+                  </a:graphic>
+                </wp:inline>
+              </w:drawing>
             </w:r>
           </w:p>
         </w:tc>
@@ -255,7 +472,38 @@
           </w:tcPr>
           <w:p>
             <w:r>
-              <w:t>frame_0321.jpg</w:t>
+              <w:drawing>
+                <wp:inline xmlns:a="http://schemas.openxmlformats.org/drawingml/2006/main" xmlns:pic="http://schemas.openxmlformats.org/drawingml/2006/picture">
+                  <wp:extent cx="1097280" cy="617220"/>
+                  <wp:docPr id="8" name="Picture 8"/>
+                  <wp:cNvGraphicFramePr>
+                    <a:graphicFrameLocks noChangeAspect="1"/>
+                  </wp:cNvGraphicFramePr>
+                  <a:graphic>
+                    <a:graphicData uri="http://schemas.openxmlformats.org/drawingml/2006/picture">
+                      <pic:pic>
+                        <pic:nvPicPr>
+                          <pic:cNvPr id="0" name="frame_0321.jpg"/>
+                          <pic:cNvPicPr/>
+                        </pic:nvPicPr>
+                        <pic:blipFill>
+                          <a:blip r:embed="rId10"/>
+                          <a:stretch>
+                            <a:fillRect/>
+                          </a:stretch>
+                        </pic:blipFill>
+                        <pic:spPr>
+                          <a:xfrm>
+                            <a:off x="0" y="0"/>
+                            <a:ext cx="1097280" cy="617220"/>
+                          </a:xfrm>
+                          <a:prstGeom prst="rect"/>
+                        </pic:spPr>
+                      </pic:pic>
+                    </a:graphicData>
+                  </a:graphic>
+                </wp:inline>
+              </w:drawing>
             </w:r>
           </w:p>
         </w:tc>
@@ -265,7 +513,38 @@
           </w:tcPr>
           <w:p>
             <w:r>
-              <w:t>frame_0642.jpg</w:t>
+              <w:drawing>
+                <wp:inline xmlns:a="http://schemas.openxmlformats.org/drawingml/2006/main" xmlns:pic="http://schemas.openxmlformats.org/drawingml/2006/picture">
+                  <wp:extent cx="1097280" cy="617220"/>
+                  <wp:docPr id="9" name="Picture 9"/>
+                  <wp:cNvGraphicFramePr>
+                    <a:graphicFrameLocks noChangeAspect="1"/>
+                  </wp:cNvGraphicFramePr>
+                  <a:graphic>
+                    <a:graphicData uri="http://schemas.openxmlformats.org/drawingml/2006/picture">
+                      <pic:pic>
+                        <pic:nvPicPr>
+                          <pic:cNvPr id="0" name="frame_0642.jpg"/>
+                          <pic:cNvPicPr/>
+                        </pic:nvPicPr>
+                        <pic:blipFill>
+                          <a:blip r:embed="rId11"/>
+                          <a:stretch>
+                            <a:fillRect/>
+                          </a:stretch>
+                        </pic:blipFill>
+                        <pic:spPr>
+                          <a:xfrm>
+                            <a:off x="0" y="0"/>
+                            <a:ext cx="1097280" cy="617220"/>
+                          </a:xfrm>
+                          <a:prstGeom prst="rect"/>
+                        </pic:spPr>
+                      </pic:pic>
+                    </a:graphicData>
+                  </a:graphic>
+                </wp:inline>
+              </w:drawing>
             </w:r>
           </w:p>
         </w:tc>
@@ -304,7 +583,38 @@
           </w:tcPr>
           <w:p>
             <w:r>
-              <w:t>frame_0000.jpg</w:t>
+              <w:drawing>
+                <wp:inline xmlns:a="http://schemas.openxmlformats.org/drawingml/2006/main" xmlns:pic="http://schemas.openxmlformats.org/drawingml/2006/picture">
+                  <wp:extent cx="1097280" cy="617220"/>
+                  <wp:docPr id="10" name="Picture 10"/>
+                  <wp:cNvGraphicFramePr>
+                    <a:graphicFrameLocks noChangeAspect="1"/>
+                  </wp:cNvGraphicFramePr>
+                  <a:graphic>
+                    <a:graphicData uri="http://schemas.openxmlformats.org/drawingml/2006/picture">
+                      <pic:pic>
+                        <pic:nvPicPr>
+                          <pic:cNvPr id="0" name="frame_0000.jpg"/>
+                          <pic:cNvPicPr/>
+                        </pic:nvPicPr>
+                        <pic:blipFill>
+                          <a:blip r:embed="rId9"/>
+                          <a:stretch>
+                            <a:fillRect/>
+                          </a:stretch>
+                        </pic:blipFill>
+                        <pic:spPr>
+                          <a:xfrm>
+                            <a:off x="0" y="0"/>
+                            <a:ext cx="1097280" cy="617220"/>
+                          </a:xfrm>
+                          <a:prstGeom prst="rect"/>
+                        </pic:spPr>
+                      </pic:pic>
+                    </a:graphicData>
+                  </a:graphic>
+                </wp:inline>
+              </w:drawing>
             </w:r>
           </w:p>
         </w:tc>
@@ -314,7 +624,38 @@
           </w:tcPr>
           <w:p>
             <w:r>
-              <w:t>frame_0321.jpg</w:t>
+              <w:drawing>
+                <wp:inline xmlns:a="http://schemas.openxmlformats.org/drawingml/2006/main" xmlns:pic="http://schemas.openxmlformats.org/drawingml/2006/picture">
+                  <wp:extent cx="1097280" cy="617220"/>
+                  <wp:docPr id="11" name="Picture 11"/>
+                  <wp:cNvGraphicFramePr>
+                    <a:graphicFrameLocks noChangeAspect="1"/>
+                  </wp:cNvGraphicFramePr>
+                  <a:graphic>
+                    <a:graphicData uri="http://schemas.openxmlformats.org/drawingml/2006/picture">
+                      <pic:pic>
+                        <pic:nvPicPr>
+                          <pic:cNvPr id="0" name="frame_0321.jpg"/>
+                          <pic:cNvPicPr/>
+                        </pic:nvPicPr>
+                        <pic:blipFill>
+                          <a:blip r:embed="rId10"/>
+                          <a:stretch>
+                            <a:fillRect/>
+                          </a:stretch>
+                        </pic:blipFill>
+                        <pic:spPr>
+                          <a:xfrm>
+                            <a:off x="0" y="0"/>
+                            <a:ext cx="1097280" cy="617220"/>
+                          </a:xfrm>
+                          <a:prstGeom prst="rect"/>
+                        </pic:spPr>
+                      </pic:pic>
+                    </a:graphicData>
+                  </a:graphic>
+                </wp:inline>
+              </w:drawing>
             </w:r>
           </w:p>
         </w:tc>
@@ -324,7 +665,38 @@
           </w:tcPr>
           <w:p>
             <w:r>
-              <w:t>frame_0642.jpg</w:t>
+              <w:drawing>
+                <wp:inline xmlns:a="http://schemas.openxmlformats.org/drawingml/2006/main" xmlns:pic="http://schemas.openxmlformats.org/drawingml/2006/picture">
+                  <wp:extent cx="1097280" cy="617220"/>
+                  <wp:docPr id="12" name="Picture 12"/>
+                  <wp:cNvGraphicFramePr>
+                    <a:graphicFrameLocks noChangeAspect="1"/>
+                  </wp:cNvGraphicFramePr>
+                  <a:graphic>
+                    <a:graphicData uri="http://schemas.openxmlformats.org/drawingml/2006/picture">
+                      <pic:pic>
+                        <pic:nvPicPr>
+                          <pic:cNvPr id="0" name="frame_0642.jpg"/>
+                          <pic:cNvPicPr/>
+                        </pic:nvPicPr>
+                        <pic:blipFill>
+                          <a:blip r:embed="rId11"/>
+                          <a:stretch>
+                            <a:fillRect/>
+                          </a:stretch>
+                        </pic:blipFill>
+                        <pic:spPr>
+                          <a:xfrm>
+                            <a:off x="0" y="0"/>
+                            <a:ext cx="1097280" cy="617220"/>
+                          </a:xfrm>
+                          <a:prstGeom prst="rect"/>
+                        </pic:spPr>
+                      </pic:pic>
+                    </a:graphicData>
+                  </a:graphic>
+                </wp:inline>
+              </w:drawing>
             </w:r>
           </w:p>
         </w:tc>
@@ -363,7 +735,38 @@
           </w:tcPr>
           <w:p>
             <w:r>
-              <w:t>frame_0000.jpg</w:t>
+              <w:drawing>
+                <wp:inline xmlns:a="http://schemas.openxmlformats.org/drawingml/2006/main" xmlns:pic="http://schemas.openxmlformats.org/drawingml/2006/picture">
+                  <wp:extent cx="1097280" cy="617220"/>
+                  <wp:docPr id="13" name="Picture 13"/>
+                  <wp:cNvGraphicFramePr>
+                    <a:graphicFrameLocks noChangeAspect="1"/>
+                  </wp:cNvGraphicFramePr>
+                  <a:graphic>
+                    <a:graphicData uri="http://schemas.openxmlformats.org/drawingml/2006/picture">
+                      <pic:pic>
+                        <pic:nvPicPr>
+                          <pic:cNvPr id="0" name="frame_0000.jpg"/>
+                          <pic:cNvPicPr/>
+                        </pic:nvPicPr>
+                        <pic:blipFill>
+                          <a:blip r:embed="rId9"/>
+                          <a:stretch>
+                            <a:fillRect/>
+                          </a:stretch>
+                        </pic:blipFill>
+                        <pic:spPr>
+                          <a:xfrm>
+                            <a:off x="0" y="0"/>
+                            <a:ext cx="1097280" cy="617220"/>
+                          </a:xfrm>
+                          <a:prstGeom prst="rect"/>
+                        </pic:spPr>
+                      </pic:pic>
+                    </a:graphicData>
+                  </a:graphic>
+                </wp:inline>
+              </w:drawing>
             </w:r>
           </w:p>
         </w:tc>
@@ -373,7 +776,38 @@
           </w:tcPr>
           <w:p>
             <w:r>
-              <w:t>frame_0321.jpg</w:t>
+              <w:drawing>
+                <wp:inline xmlns:a="http://schemas.openxmlformats.org/drawingml/2006/main" xmlns:pic="http://schemas.openxmlformats.org/drawingml/2006/picture">
+                  <wp:extent cx="1097280" cy="617220"/>
+                  <wp:docPr id="14" name="Picture 14"/>
+                  <wp:cNvGraphicFramePr>
+                    <a:graphicFrameLocks noChangeAspect="1"/>
+                  </wp:cNvGraphicFramePr>
+                  <a:graphic>
+                    <a:graphicData uri="http://schemas.openxmlformats.org/drawingml/2006/picture">
+                      <pic:pic>
+                        <pic:nvPicPr>
+                          <pic:cNvPr id="0" name="frame_0321.jpg"/>
+                          <pic:cNvPicPr/>
+                        </pic:nvPicPr>
+                        <pic:blipFill>
+                          <a:blip r:embed="rId10"/>
+                          <a:stretch>
+                            <a:fillRect/>
+                          </a:stretch>
+                        </pic:blipFill>
+                        <pic:spPr>
+                          <a:xfrm>
+                            <a:off x="0" y="0"/>
+                            <a:ext cx="1097280" cy="617220"/>
+                          </a:xfrm>
+                          <a:prstGeom prst="rect"/>
+                        </pic:spPr>
+                      </pic:pic>
+                    </a:graphicData>
+                  </a:graphic>
+                </wp:inline>
+              </w:drawing>
             </w:r>
           </w:p>
         </w:tc>
@@ -383,7 +817,38 @@
           </w:tcPr>
           <w:p>
             <w:r>
-              <w:t>frame_0642.jpg</w:t>
+              <w:drawing>
+                <wp:inline xmlns:a="http://schemas.openxmlformats.org/drawingml/2006/main" xmlns:pic="http://schemas.openxmlformats.org/drawingml/2006/picture">
+                  <wp:extent cx="1097280" cy="617220"/>
+                  <wp:docPr id="15" name="Picture 15"/>
+                  <wp:cNvGraphicFramePr>
+                    <a:graphicFrameLocks noChangeAspect="1"/>
+                  </wp:cNvGraphicFramePr>
+                  <a:graphic>
+                    <a:graphicData uri="http://schemas.openxmlformats.org/drawingml/2006/picture">
+                      <pic:pic>
+                        <pic:nvPicPr>
+                          <pic:cNvPr id="0" name="frame_0642.jpg"/>
+                          <pic:cNvPicPr/>
+                        </pic:nvPicPr>
+                        <pic:blipFill>
+                          <a:blip r:embed="rId11"/>
+                          <a:stretch>
+                            <a:fillRect/>
+                          </a:stretch>
+                        </pic:blipFill>
+                        <pic:spPr>
+                          <a:xfrm>
+                            <a:off x="0" y="0"/>
+                            <a:ext cx="1097280" cy="617220"/>
+                          </a:xfrm>
+                          <a:prstGeom prst="rect"/>
+                        </pic:spPr>
+                      </pic:pic>
+                    </a:graphicData>
+                  </a:graphic>
+                </wp:inline>
+              </w:drawing>
             </w:r>
           </w:p>
         </w:tc>
@@ -422,7 +887,38 @@
           </w:tcPr>
           <w:p>
             <w:r>
-              <w:t>frame_0000.jpg</w:t>
+              <w:drawing>
+                <wp:inline xmlns:a="http://schemas.openxmlformats.org/drawingml/2006/main" xmlns:pic="http://schemas.openxmlformats.org/drawingml/2006/picture">
+                  <wp:extent cx="1097280" cy="617220"/>
+                  <wp:docPr id="16" name="Picture 16"/>
+                  <wp:cNvGraphicFramePr>
+                    <a:graphicFrameLocks noChangeAspect="1"/>
+                  </wp:cNvGraphicFramePr>
+                  <a:graphic>
+                    <a:graphicData uri="http://schemas.openxmlformats.org/drawingml/2006/picture">
+                      <pic:pic>
+                        <pic:nvPicPr>
+                          <pic:cNvPr id="0" name="frame_0000.jpg"/>
+                          <pic:cNvPicPr/>
+                        </pic:nvPicPr>
+                        <pic:blipFill>
+                          <a:blip r:embed="rId9"/>
+                          <a:stretch>
+                            <a:fillRect/>
+                          </a:stretch>
+                        </pic:blipFill>
+                        <pic:spPr>
+                          <a:xfrm>
+                            <a:off x="0" y="0"/>
+                            <a:ext cx="1097280" cy="617220"/>
+                          </a:xfrm>
+                          <a:prstGeom prst="rect"/>
+                        </pic:spPr>
+                      </pic:pic>
+                    </a:graphicData>
+                  </a:graphic>
+                </wp:inline>
+              </w:drawing>
             </w:r>
           </w:p>
         </w:tc>
@@ -432,7 +928,38 @@
           </w:tcPr>
           <w:p>
             <w:r>
-              <w:t>frame_0321.jpg</w:t>
+              <w:drawing>
+                <wp:inline xmlns:a="http://schemas.openxmlformats.org/drawingml/2006/main" xmlns:pic="http://schemas.openxmlformats.org/drawingml/2006/picture">
+                  <wp:extent cx="1097280" cy="617220"/>
+                  <wp:docPr id="17" name="Picture 17"/>
+                  <wp:cNvGraphicFramePr>
+                    <a:graphicFrameLocks noChangeAspect="1"/>
+                  </wp:cNvGraphicFramePr>
+                  <a:graphic>
+                    <a:graphicData uri="http://schemas.openxmlformats.org/drawingml/2006/picture">
+                      <pic:pic>
+                        <pic:nvPicPr>
+                          <pic:cNvPr id="0" name="frame_0321.jpg"/>
+                          <pic:cNvPicPr/>
+                        </pic:nvPicPr>
+                        <pic:blipFill>
+                          <a:blip r:embed="rId10"/>
+                          <a:stretch>
+                            <a:fillRect/>
+                          </a:stretch>
+                        </pic:blipFill>
+                        <pic:spPr>
+                          <a:xfrm>
+                            <a:off x="0" y="0"/>
+                            <a:ext cx="1097280" cy="617220"/>
+                          </a:xfrm>
+                          <a:prstGeom prst="rect"/>
+                        </pic:spPr>
+                      </pic:pic>
+                    </a:graphicData>
+                  </a:graphic>
+                </wp:inline>
+              </w:drawing>
             </w:r>
           </w:p>
         </w:tc>
@@ -442,7 +969,38 @@
           </w:tcPr>
           <w:p>
             <w:r>
-              <w:t>frame_0642.jpg</w:t>
+              <w:drawing>
+                <wp:inline xmlns:a="http://schemas.openxmlformats.org/drawingml/2006/main" xmlns:pic="http://schemas.openxmlformats.org/drawingml/2006/picture">
+                  <wp:extent cx="1097280" cy="617220"/>
+                  <wp:docPr id="18" name="Picture 18"/>
+                  <wp:cNvGraphicFramePr>
+                    <a:graphicFrameLocks noChangeAspect="1"/>
+                  </wp:cNvGraphicFramePr>
+                  <a:graphic>
+                    <a:graphicData uri="http://schemas.openxmlformats.org/drawingml/2006/picture">
+                      <pic:pic>
+                        <pic:nvPicPr>
+                          <pic:cNvPr id="0" name="frame_0642.jpg"/>
+                          <pic:cNvPicPr/>
+                        </pic:nvPicPr>
+                        <pic:blipFill>
+                          <a:blip r:embed="rId11"/>
+                          <a:stretch>
+                            <a:fillRect/>
+                          </a:stretch>
+                        </pic:blipFill>
+                        <pic:spPr>
+                          <a:xfrm>
+                            <a:off x="0" y="0"/>
+                            <a:ext cx="1097280" cy="617220"/>
+                          </a:xfrm>
+                          <a:prstGeom prst="rect"/>
+                        </pic:spPr>
+                      </pic:pic>
+                    </a:graphicData>
+                  </a:graphic>
+                </wp:inline>
+              </w:drawing>
             </w:r>
           </w:p>
         </w:tc>
@@ -481,7 +1039,38 @@
           </w:tcPr>
           <w:p>
             <w:r>
-              <w:t>frame_0000.jpg</w:t>
+              <w:drawing>
+                <wp:inline xmlns:a="http://schemas.openxmlformats.org/drawingml/2006/main" xmlns:pic="http://schemas.openxmlformats.org/drawingml/2006/picture">
+                  <wp:extent cx="1097280" cy="617220"/>
+                  <wp:docPr id="19" name="Picture 19"/>
+                  <wp:cNvGraphicFramePr>
+                    <a:graphicFrameLocks noChangeAspect="1"/>
+                  </wp:cNvGraphicFramePr>
+                  <a:graphic>
+                    <a:graphicData uri="http://schemas.openxmlformats.org/drawingml/2006/picture">
+                      <pic:pic>
+                        <pic:nvPicPr>
+                          <pic:cNvPr id="0" name="frame_0000.jpg"/>
+                          <pic:cNvPicPr/>
+                        </pic:nvPicPr>
+                        <pic:blipFill>
+                          <a:blip r:embed="rId9"/>
+                          <a:stretch>
+                            <a:fillRect/>
+                          </a:stretch>
+                        </pic:blipFill>
+                        <pic:spPr>
+                          <a:xfrm>
+                            <a:off x="0" y="0"/>
+                            <a:ext cx="1097280" cy="617220"/>
+                          </a:xfrm>
+                          <a:prstGeom prst="rect"/>
+                        </pic:spPr>
+                      </pic:pic>
+                    </a:graphicData>
+                  </a:graphic>
+                </wp:inline>
+              </w:drawing>
             </w:r>
           </w:p>
         </w:tc>
@@ -491,7 +1080,38 @@
           </w:tcPr>
           <w:p>
             <w:r>
-              <w:t>frame_0321.jpg</w:t>
+              <w:drawing>
+                <wp:inline xmlns:a="http://schemas.openxmlformats.org/drawingml/2006/main" xmlns:pic="http://schemas.openxmlformats.org/drawingml/2006/picture">
+                  <wp:extent cx="1097280" cy="617220"/>
+                  <wp:docPr id="20" name="Picture 20"/>
+                  <wp:cNvGraphicFramePr>
+                    <a:graphicFrameLocks noChangeAspect="1"/>
+                  </wp:cNvGraphicFramePr>
+                  <a:graphic>
+                    <a:graphicData uri="http://schemas.openxmlformats.org/drawingml/2006/picture">
+                      <pic:pic>
+                        <pic:nvPicPr>
+                          <pic:cNvPr id="0" name="frame_0321.jpg"/>
+                          <pic:cNvPicPr/>
+                        </pic:nvPicPr>
+                        <pic:blipFill>
+                          <a:blip r:embed="rId10"/>
+                          <a:stretch>
+                            <a:fillRect/>
+                          </a:stretch>
+                        </pic:blipFill>
+                        <pic:spPr>
+                          <a:xfrm>
+                            <a:off x="0" y="0"/>
+                            <a:ext cx="1097280" cy="617220"/>
+                          </a:xfrm>
+                          <a:prstGeom prst="rect"/>
+                        </pic:spPr>
+                      </pic:pic>
+                    </a:graphicData>
+                  </a:graphic>
+                </wp:inline>
+              </w:drawing>
             </w:r>
           </w:p>
         </w:tc>
@@ -501,7 +1121,38 @@
           </w:tcPr>
           <w:p>
             <w:r>
-              <w:t>frame_0642.jpg</w:t>
+              <w:drawing>
+                <wp:inline xmlns:a="http://schemas.openxmlformats.org/drawingml/2006/main" xmlns:pic="http://schemas.openxmlformats.org/drawingml/2006/picture">
+                  <wp:extent cx="1097280" cy="617220"/>
+                  <wp:docPr id="21" name="Picture 21"/>
+                  <wp:cNvGraphicFramePr>
+                    <a:graphicFrameLocks noChangeAspect="1"/>
+                  </wp:cNvGraphicFramePr>
+                  <a:graphic>
+                    <a:graphicData uri="http://schemas.openxmlformats.org/drawingml/2006/picture">
+                      <pic:pic>
+                        <pic:nvPicPr>
+                          <pic:cNvPr id="0" name="frame_0642.jpg"/>
+                          <pic:cNvPicPr/>
+                        </pic:nvPicPr>
+                        <pic:blipFill>
+                          <a:blip r:embed="rId11"/>
+                          <a:stretch>
+                            <a:fillRect/>
+                          </a:stretch>
+                        </pic:blipFill>
+                        <pic:spPr>
+                          <a:xfrm>
+                            <a:off x="0" y="0"/>
+                            <a:ext cx="1097280" cy="617220"/>
+                          </a:xfrm>
+                          <a:prstGeom prst="rect"/>
+                        </pic:spPr>
+                      </pic:pic>
+                    </a:graphicData>
+                  </a:graphic>
+                </wp:inline>
+              </w:drawing>
             </w:r>
           </w:p>
         </w:tc>
@@ -540,7 +1191,38 @@
           </w:tcPr>
           <w:p>
             <w:r>
-              <w:t>frame_0000.jpg</w:t>
+              <w:drawing>
+                <wp:inline xmlns:a="http://schemas.openxmlformats.org/drawingml/2006/main" xmlns:pic="http://schemas.openxmlformats.org/drawingml/2006/picture">
+                  <wp:extent cx="1097280" cy="617220"/>
+                  <wp:docPr id="22" name="Picture 22"/>
+                  <wp:cNvGraphicFramePr>
+                    <a:graphicFrameLocks noChangeAspect="1"/>
+                  </wp:cNvGraphicFramePr>
+                  <a:graphic>
+                    <a:graphicData uri="http://schemas.openxmlformats.org/drawingml/2006/picture">
+                      <pic:pic>
+                        <pic:nvPicPr>
+                          <pic:cNvPr id="0" name="frame_0000.jpg"/>
+                          <pic:cNvPicPr/>
+                        </pic:nvPicPr>
+                        <pic:blipFill>
+                          <a:blip r:embed="rId9"/>
+                          <a:stretch>
+                            <a:fillRect/>
+                          </a:stretch>
+                        </pic:blipFill>
+                        <pic:spPr>
+                          <a:xfrm>
+                            <a:off x="0" y="0"/>
+                            <a:ext cx="1097280" cy="617220"/>
+                          </a:xfrm>
+                          <a:prstGeom prst="rect"/>
+                        </pic:spPr>
+                      </pic:pic>
+                    </a:graphicData>
+                  </a:graphic>
+                </wp:inline>
+              </w:drawing>
             </w:r>
           </w:p>
         </w:tc>
@@ -550,7 +1232,38 @@
           </w:tcPr>
           <w:p>
             <w:r>
-              <w:t>frame_0321.jpg</w:t>
+              <w:drawing>
+                <wp:inline xmlns:a="http://schemas.openxmlformats.org/drawingml/2006/main" xmlns:pic="http://schemas.openxmlformats.org/drawingml/2006/picture">
+                  <wp:extent cx="1097280" cy="617220"/>
+                  <wp:docPr id="23" name="Picture 23"/>
+                  <wp:cNvGraphicFramePr>
+                    <a:graphicFrameLocks noChangeAspect="1"/>
+                  </wp:cNvGraphicFramePr>
+                  <a:graphic>
+                    <a:graphicData uri="http://schemas.openxmlformats.org/drawingml/2006/picture">
+                      <pic:pic>
+                        <pic:nvPicPr>
+                          <pic:cNvPr id="0" name="frame_0321.jpg"/>
+                          <pic:cNvPicPr/>
+                        </pic:nvPicPr>
+                        <pic:blipFill>
+                          <a:blip r:embed="rId10"/>
+                          <a:stretch>
+                            <a:fillRect/>
+                          </a:stretch>
+                        </pic:blipFill>
+                        <pic:spPr>
+                          <a:xfrm>
+                            <a:off x="0" y="0"/>
+                            <a:ext cx="1097280" cy="617220"/>
+                          </a:xfrm>
+                          <a:prstGeom prst="rect"/>
+                        </pic:spPr>
+                      </pic:pic>
+                    </a:graphicData>
+                  </a:graphic>
+                </wp:inline>
+              </w:drawing>
             </w:r>
           </w:p>
         </w:tc>
@@ -560,7 +1273,38 @@
           </w:tcPr>
           <w:p>
             <w:r>
-              <w:t>frame_0642.jpg</w:t>
+              <w:drawing>
+                <wp:inline xmlns:a="http://schemas.openxmlformats.org/drawingml/2006/main" xmlns:pic="http://schemas.openxmlformats.org/drawingml/2006/picture">
+                  <wp:extent cx="1097280" cy="617220"/>
+                  <wp:docPr id="24" name="Picture 24"/>
+                  <wp:cNvGraphicFramePr>
+                    <a:graphicFrameLocks noChangeAspect="1"/>
+                  </wp:cNvGraphicFramePr>
+                  <a:graphic>
+                    <a:graphicData uri="http://schemas.openxmlformats.org/drawingml/2006/picture">
+                      <pic:pic>
+                        <pic:nvPicPr>
+                          <pic:cNvPr id="0" name="frame_0642.jpg"/>
+                          <pic:cNvPicPr/>
+                        </pic:nvPicPr>
+                        <pic:blipFill>
+                          <a:blip r:embed="rId11"/>
+                          <a:stretch>
+                            <a:fillRect/>
+                          </a:stretch>
+                        </pic:blipFill>
+                        <pic:spPr>
+                          <a:xfrm>
+                            <a:off x="0" y="0"/>
+                            <a:ext cx="1097280" cy="617220"/>
+                          </a:xfrm>
+                          <a:prstGeom prst="rect"/>
+                        </pic:spPr>
+                      </pic:pic>
+                    </a:graphicData>
+                  </a:graphic>
+                </wp:inline>
+              </w:drawing>
             </w:r>
           </w:p>
         </w:tc>
@@ -604,7 +1348,38 @@
           </w:tcPr>
           <w:p>
             <w:r>
-              <w:t>frame_0000.jpg</w:t>
+              <w:drawing>
+                <wp:inline xmlns:a="http://schemas.openxmlformats.org/drawingml/2006/main" xmlns:pic="http://schemas.openxmlformats.org/drawingml/2006/picture">
+                  <wp:extent cx="1097280" cy="617220"/>
+                  <wp:docPr id="25" name="Picture 25"/>
+                  <wp:cNvGraphicFramePr>
+                    <a:graphicFrameLocks noChangeAspect="1"/>
+                  </wp:cNvGraphicFramePr>
+                  <a:graphic>
+                    <a:graphicData uri="http://schemas.openxmlformats.org/drawingml/2006/picture">
+                      <pic:pic>
+                        <pic:nvPicPr>
+                          <pic:cNvPr id="0" name="frame_0000.jpg"/>
+                          <pic:cNvPicPr/>
+                        </pic:nvPicPr>
+                        <pic:blipFill>
+                          <a:blip r:embed="rId9"/>
+                          <a:stretch>
+                            <a:fillRect/>
+                          </a:stretch>
+                        </pic:blipFill>
+                        <pic:spPr>
+                          <a:xfrm>
+                            <a:off x="0" y="0"/>
+                            <a:ext cx="1097280" cy="617220"/>
+                          </a:xfrm>
+                          <a:prstGeom prst="rect"/>
+                        </pic:spPr>
+                      </pic:pic>
+                    </a:graphicData>
+                  </a:graphic>
+                </wp:inline>
+              </w:drawing>
             </w:r>
           </w:p>
         </w:tc>
@@ -614,7 +1389,38 @@
           </w:tcPr>
           <w:p>
             <w:r>
-              <w:t>frame_0321.jpg</w:t>
+              <w:drawing>
+                <wp:inline xmlns:a="http://schemas.openxmlformats.org/drawingml/2006/main" xmlns:pic="http://schemas.openxmlformats.org/drawingml/2006/picture">
+                  <wp:extent cx="1097280" cy="617220"/>
+                  <wp:docPr id="26" name="Picture 26"/>
+                  <wp:cNvGraphicFramePr>
+                    <a:graphicFrameLocks noChangeAspect="1"/>
+                  </wp:cNvGraphicFramePr>
+                  <a:graphic>
+                    <a:graphicData uri="http://schemas.openxmlformats.org/drawingml/2006/picture">
+                      <pic:pic>
+                        <pic:nvPicPr>
+                          <pic:cNvPr id="0" name="frame_0321.jpg"/>
+                          <pic:cNvPicPr/>
+                        </pic:nvPicPr>
+                        <pic:blipFill>
+                          <a:blip r:embed="rId10"/>
+                          <a:stretch>
+                            <a:fillRect/>
+                          </a:stretch>
+                        </pic:blipFill>
+                        <pic:spPr>
+                          <a:xfrm>
+                            <a:off x="0" y="0"/>
+                            <a:ext cx="1097280" cy="617220"/>
+                          </a:xfrm>
+                          <a:prstGeom prst="rect"/>
+                        </pic:spPr>
+                      </pic:pic>
+                    </a:graphicData>
+                  </a:graphic>
+                </wp:inline>
+              </w:drawing>
             </w:r>
           </w:p>
         </w:tc>
@@ -624,7 +1430,38 @@
           </w:tcPr>
           <w:p>
             <w:r>
-              <w:t>frame_0642.jpg</w:t>
+              <w:drawing>
+                <wp:inline xmlns:a="http://schemas.openxmlformats.org/drawingml/2006/main" xmlns:pic="http://schemas.openxmlformats.org/drawingml/2006/picture">
+                  <wp:extent cx="1097280" cy="617220"/>
+                  <wp:docPr id="27" name="Picture 27"/>
+                  <wp:cNvGraphicFramePr>
+                    <a:graphicFrameLocks noChangeAspect="1"/>
+                  </wp:cNvGraphicFramePr>
+                  <a:graphic>
+                    <a:graphicData uri="http://schemas.openxmlformats.org/drawingml/2006/picture">
+                      <pic:pic>
+                        <pic:nvPicPr>
+                          <pic:cNvPr id="0" name="frame_0642.jpg"/>
+                          <pic:cNvPicPr/>
+                        </pic:nvPicPr>
+                        <pic:blipFill>
+                          <a:blip r:embed="rId11"/>
+                          <a:stretch>
+                            <a:fillRect/>
+                          </a:stretch>
+                        </pic:blipFill>
+                        <pic:spPr>
+                          <a:xfrm>
+                            <a:off x="0" y="0"/>
+                            <a:ext cx="1097280" cy="617220"/>
+                          </a:xfrm>
+                          <a:prstGeom prst="rect"/>
+                        </pic:spPr>
+                      </pic:pic>
+                    </a:graphicData>
+                  </a:graphic>
+                </wp:inline>
+              </w:drawing>
             </w:r>
           </w:p>
         </w:tc>
@@ -663,7 +1500,38 @@
           </w:tcPr>
           <w:p>
             <w:r>
-              <w:t>frame_0000.jpg</w:t>
+              <w:drawing>
+                <wp:inline xmlns:a="http://schemas.openxmlformats.org/drawingml/2006/main" xmlns:pic="http://schemas.openxmlformats.org/drawingml/2006/picture">
+                  <wp:extent cx="1097280" cy="617220"/>
+                  <wp:docPr id="28" name="Picture 28"/>
+                  <wp:cNvGraphicFramePr>
+                    <a:graphicFrameLocks noChangeAspect="1"/>
+                  </wp:cNvGraphicFramePr>
+                  <a:graphic>
+                    <a:graphicData uri="http://schemas.openxmlformats.org/drawingml/2006/picture">
+                      <pic:pic>
+                        <pic:nvPicPr>
+                          <pic:cNvPr id="0" name="frame_0000.jpg"/>
+                          <pic:cNvPicPr/>
+                        </pic:nvPicPr>
+                        <pic:blipFill>
+                          <a:blip r:embed="rId9"/>
+                          <a:stretch>
+                            <a:fillRect/>
+                          </a:stretch>
+                        </pic:blipFill>
+                        <pic:spPr>
+                          <a:xfrm>
+                            <a:off x="0" y="0"/>
+                            <a:ext cx="1097280" cy="617220"/>
+                          </a:xfrm>
+                          <a:prstGeom prst="rect"/>
+                        </pic:spPr>
+                      </pic:pic>
+                    </a:graphicData>
+                  </a:graphic>
+                </wp:inline>
+              </w:drawing>
             </w:r>
           </w:p>
         </w:tc>
@@ -673,7 +1541,38 @@
           </w:tcPr>
           <w:p>
             <w:r>
-              <w:t>frame_0321.jpg</w:t>
+              <w:drawing>
+                <wp:inline xmlns:a="http://schemas.openxmlformats.org/drawingml/2006/main" xmlns:pic="http://schemas.openxmlformats.org/drawingml/2006/picture">
+                  <wp:extent cx="1097280" cy="617220"/>
+                  <wp:docPr id="29" name="Picture 29"/>
+                  <wp:cNvGraphicFramePr>
+                    <a:graphicFrameLocks noChangeAspect="1"/>
+                  </wp:cNvGraphicFramePr>
+                  <a:graphic>
+                    <a:graphicData uri="http://schemas.openxmlformats.org/drawingml/2006/picture">
+                      <pic:pic>
+                        <pic:nvPicPr>
+                          <pic:cNvPr id="0" name="frame_0321.jpg"/>
+                          <pic:cNvPicPr/>
+                        </pic:nvPicPr>
+                        <pic:blipFill>
+                          <a:blip r:embed="rId10"/>
+                          <a:stretch>
+                            <a:fillRect/>
+                          </a:stretch>
+                        </pic:blipFill>
+                        <pic:spPr>
+                          <a:xfrm>
+                            <a:off x="0" y="0"/>
+                            <a:ext cx="1097280" cy="617220"/>
+                          </a:xfrm>
+                          <a:prstGeom prst="rect"/>
+                        </pic:spPr>
+                      </pic:pic>
+                    </a:graphicData>
+                  </a:graphic>
+                </wp:inline>
+              </w:drawing>
             </w:r>
           </w:p>
         </w:tc>
@@ -683,7 +1582,38 @@
           </w:tcPr>
           <w:p>
             <w:r>
-              <w:t>frame_0642.jpg</w:t>
+              <w:drawing>
+                <wp:inline xmlns:a="http://schemas.openxmlformats.org/drawingml/2006/main" xmlns:pic="http://schemas.openxmlformats.org/drawingml/2006/picture">
+                  <wp:extent cx="1097280" cy="617220"/>
+                  <wp:docPr id="30" name="Picture 30"/>
+                  <wp:cNvGraphicFramePr>
+                    <a:graphicFrameLocks noChangeAspect="1"/>
+                  </wp:cNvGraphicFramePr>
+                  <a:graphic>
+                    <a:graphicData uri="http://schemas.openxmlformats.org/drawingml/2006/picture">
+                      <pic:pic>
+                        <pic:nvPicPr>
+                          <pic:cNvPr id="0" name="frame_0642.jpg"/>
+                          <pic:cNvPicPr/>
+                        </pic:nvPicPr>
+                        <pic:blipFill>
+                          <a:blip r:embed="rId11"/>
+                          <a:stretch>
+                            <a:fillRect/>
+                          </a:stretch>
+                        </pic:blipFill>
+                        <pic:spPr>
+                          <a:xfrm>
+                            <a:off x="0" y="0"/>
+                            <a:ext cx="1097280" cy="617220"/>
+                          </a:xfrm>
+                          <a:prstGeom prst="rect"/>
+                        </pic:spPr>
+                      </pic:pic>
+                    </a:graphicData>
+                  </a:graphic>
+                </wp:inline>
+              </w:drawing>
             </w:r>
           </w:p>
         </w:tc>
@@ -722,7 +1652,38 @@
           </w:tcPr>
           <w:p>
             <w:r>
-              <w:t>frame_0000.jpg</w:t>
+              <w:drawing>
+                <wp:inline xmlns:a="http://schemas.openxmlformats.org/drawingml/2006/main" xmlns:pic="http://schemas.openxmlformats.org/drawingml/2006/picture">
+                  <wp:extent cx="1097280" cy="617220"/>
+                  <wp:docPr id="31" name="Picture 31"/>
+                  <wp:cNvGraphicFramePr>
+                    <a:graphicFrameLocks noChangeAspect="1"/>
+                  </wp:cNvGraphicFramePr>
+                  <a:graphic>
+                    <a:graphicData uri="http://schemas.openxmlformats.org/drawingml/2006/picture">
+                      <pic:pic>
+                        <pic:nvPicPr>
+                          <pic:cNvPr id="0" name="frame_0000.jpg"/>
+                          <pic:cNvPicPr/>
+                        </pic:nvPicPr>
+                        <pic:blipFill>
+                          <a:blip r:embed="rId9"/>
+                          <a:stretch>
+                            <a:fillRect/>
+                          </a:stretch>
+                        </pic:blipFill>
+                        <pic:spPr>
+                          <a:xfrm>
+                            <a:off x="0" y="0"/>
+                            <a:ext cx="1097280" cy="617220"/>
+                          </a:xfrm>
+                          <a:prstGeom prst="rect"/>
+                        </pic:spPr>
+                      </pic:pic>
+                    </a:graphicData>
+                  </a:graphic>
+                </wp:inline>
+              </w:drawing>
             </w:r>
           </w:p>
         </w:tc>
@@ -732,7 +1693,38 @@
           </w:tcPr>
           <w:p>
             <w:r>
-              <w:t>frame_0321.jpg</w:t>
+              <w:drawing>
+                <wp:inline xmlns:a="http://schemas.openxmlformats.org/drawingml/2006/main" xmlns:pic="http://schemas.openxmlformats.org/drawingml/2006/picture">
+                  <wp:extent cx="1097280" cy="617220"/>
+                  <wp:docPr id="32" name="Picture 32"/>
+                  <wp:cNvGraphicFramePr>
+                    <a:graphicFrameLocks noChangeAspect="1"/>
+                  </wp:cNvGraphicFramePr>
+                  <a:graphic>
+                    <a:graphicData uri="http://schemas.openxmlformats.org/drawingml/2006/picture">
+                      <pic:pic>
+                        <pic:nvPicPr>
+                          <pic:cNvPr id="0" name="frame_0321.jpg"/>
+                          <pic:cNvPicPr/>
+                        </pic:nvPicPr>
+                        <pic:blipFill>
+                          <a:blip r:embed="rId10"/>
+                          <a:stretch>
+                            <a:fillRect/>
+                          </a:stretch>
+                        </pic:blipFill>
+                        <pic:spPr>
+                          <a:xfrm>
+                            <a:off x="0" y="0"/>
+                            <a:ext cx="1097280" cy="617220"/>
+                          </a:xfrm>
+                          <a:prstGeom prst="rect"/>
+                        </pic:spPr>
+                      </pic:pic>
+                    </a:graphicData>
+                  </a:graphic>
+                </wp:inline>
+              </w:drawing>
             </w:r>
           </w:p>
         </w:tc>
@@ -742,7 +1734,38 @@
           </w:tcPr>
           <w:p>
             <w:r>
-              <w:t>frame_0642.jpg</w:t>
+              <w:drawing>
+                <wp:inline xmlns:a="http://schemas.openxmlformats.org/drawingml/2006/main" xmlns:pic="http://schemas.openxmlformats.org/drawingml/2006/picture">
+                  <wp:extent cx="1097280" cy="617220"/>
+                  <wp:docPr id="33" name="Picture 33"/>
+                  <wp:cNvGraphicFramePr>
+                    <a:graphicFrameLocks noChangeAspect="1"/>
+                  </wp:cNvGraphicFramePr>
+                  <a:graphic>
+                    <a:graphicData uri="http://schemas.openxmlformats.org/drawingml/2006/picture">
+                      <pic:pic>
+                        <pic:nvPicPr>
+                          <pic:cNvPr id="0" name="frame_0642.jpg"/>
+                          <pic:cNvPicPr/>
+                        </pic:nvPicPr>
+                        <pic:blipFill>
+                          <a:blip r:embed="rId11"/>
+                          <a:stretch>
+                            <a:fillRect/>
+                          </a:stretch>
+                        </pic:blipFill>
+                        <pic:spPr>
+                          <a:xfrm>
+                            <a:off x="0" y="0"/>
+                            <a:ext cx="1097280" cy="617220"/>
+                          </a:xfrm>
+                          <a:prstGeom prst="rect"/>
+                        </pic:spPr>
+                      </pic:pic>
+                    </a:graphicData>
+                  </a:graphic>
+                </wp:inline>
+              </w:drawing>
             </w:r>
           </w:p>
         </w:tc>
@@ -781,7 +1804,38 @@
           </w:tcPr>
           <w:p>
             <w:r>
-              <w:t>frame_0000.jpg</w:t>
+              <w:drawing>
+                <wp:inline xmlns:a="http://schemas.openxmlformats.org/drawingml/2006/main" xmlns:pic="http://schemas.openxmlformats.org/drawingml/2006/picture">
+                  <wp:extent cx="1097280" cy="617220"/>
+                  <wp:docPr id="34" name="Picture 34"/>
+                  <wp:cNvGraphicFramePr>
+                    <a:graphicFrameLocks noChangeAspect="1"/>
+                  </wp:cNvGraphicFramePr>
+                  <a:graphic>
+                    <a:graphicData uri="http://schemas.openxmlformats.org/drawingml/2006/picture">
+                      <pic:pic>
+                        <pic:nvPicPr>
+                          <pic:cNvPr id="0" name="frame_0000.jpg"/>
+                          <pic:cNvPicPr/>
+                        </pic:nvPicPr>
+                        <pic:blipFill>
+                          <a:blip r:embed="rId9"/>
+                          <a:stretch>
+                            <a:fillRect/>
+                          </a:stretch>
+                        </pic:blipFill>
+                        <pic:spPr>
+                          <a:xfrm>
+                            <a:off x="0" y="0"/>
+                            <a:ext cx="1097280" cy="617220"/>
+                          </a:xfrm>
+                          <a:prstGeom prst="rect"/>
+                        </pic:spPr>
+                      </pic:pic>
+                    </a:graphicData>
+                  </a:graphic>
+                </wp:inline>
+              </w:drawing>
             </w:r>
           </w:p>
         </w:tc>
@@ -791,7 +1845,38 @@
           </w:tcPr>
           <w:p>
             <w:r>
-              <w:t>frame_0321.jpg</w:t>
+              <w:drawing>
+                <wp:inline xmlns:a="http://schemas.openxmlformats.org/drawingml/2006/main" xmlns:pic="http://schemas.openxmlformats.org/drawingml/2006/picture">
+                  <wp:extent cx="1097280" cy="617220"/>
+                  <wp:docPr id="35" name="Picture 35"/>
+                  <wp:cNvGraphicFramePr>
+                    <a:graphicFrameLocks noChangeAspect="1"/>
+                  </wp:cNvGraphicFramePr>
+                  <a:graphic>
+                    <a:graphicData uri="http://schemas.openxmlformats.org/drawingml/2006/picture">
+                      <pic:pic>
+                        <pic:nvPicPr>
+                          <pic:cNvPr id="0" name="frame_0321.jpg"/>
+                          <pic:cNvPicPr/>
+                        </pic:nvPicPr>
+                        <pic:blipFill>
+                          <a:blip r:embed="rId10"/>
+                          <a:stretch>
+                            <a:fillRect/>
+                          </a:stretch>
+                        </pic:blipFill>
+                        <pic:spPr>
+                          <a:xfrm>
+                            <a:off x="0" y="0"/>
+                            <a:ext cx="1097280" cy="617220"/>
+                          </a:xfrm>
+                          <a:prstGeom prst="rect"/>
+                        </pic:spPr>
+                      </pic:pic>
+                    </a:graphicData>
+                  </a:graphic>
+                </wp:inline>
+              </w:drawing>
             </w:r>
           </w:p>
         </w:tc>
@@ -801,7 +1886,38 @@
           </w:tcPr>
           <w:p>
             <w:r>
-              <w:t>frame_0642.jpg</w:t>
+              <w:drawing>
+                <wp:inline xmlns:a="http://schemas.openxmlformats.org/drawingml/2006/main" xmlns:pic="http://schemas.openxmlformats.org/drawingml/2006/picture">
+                  <wp:extent cx="1097280" cy="617220"/>
+                  <wp:docPr id="36" name="Picture 36"/>
+                  <wp:cNvGraphicFramePr>
+                    <a:graphicFrameLocks noChangeAspect="1"/>
+                  </wp:cNvGraphicFramePr>
+                  <a:graphic>
+                    <a:graphicData uri="http://schemas.openxmlformats.org/drawingml/2006/picture">
+                      <pic:pic>
+                        <pic:nvPicPr>
+                          <pic:cNvPr id="0" name="frame_0642.jpg"/>
+                          <pic:cNvPicPr/>
+                        </pic:nvPicPr>
+                        <pic:blipFill>
+                          <a:blip r:embed="rId11"/>
+                          <a:stretch>
+                            <a:fillRect/>
+                          </a:stretch>
+                        </pic:blipFill>
+                        <pic:spPr>
+                          <a:xfrm>
+                            <a:off x="0" y="0"/>
+                            <a:ext cx="1097280" cy="617220"/>
+                          </a:xfrm>
+                          <a:prstGeom prst="rect"/>
+                        </pic:spPr>
+                      </pic:pic>
+                    </a:graphicData>
+                  </a:graphic>
+                </wp:inline>
+              </w:drawing>
             </w:r>
           </w:p>
         </w:tc>
@@ -840,7 +1956,38 @@
           </w:tcPr>
           <w:p>
             <w:r>
-              <w:t>frame_0000.jpg</w:t>
+              <w:drawing>
+                <wp:inline xmlns:a="http://schemas.openxmlformats.org/drawingml/2006/main" xmlns:pic="http://schemas.openxmlformats.org/drawingml/2006/picture">
+                  <wp:extent cx="1097280" cy="617220"/>
+                  <wp:docPr id="37" name="Picture 37"/>
+                  <wp:cNvGraphicFramePr>
+                    <a:graphicFrameLocks noChangeAspect="1"/>
+                  </wp:cNvGraphicFramePr>
+                  <a:graphic>
+                    <a:graphicData uri="http://schemas.openxmlformats.org/drawingml/2006/picture">
+                      <pic:pic>
+                        <pic:nvPicPr>
+                          <pic:cNvPr id="0" name="frame_0000.jpg"/>
+                          <pic:cNvPicPr/>
+                        </pic:nvPicPr>
+                        <pic:blipFill>
+                          <a:blip r:embed="rId9"/>
+                          <a:stretch>
+                            <a:fillRect/>
+                          </a:stretch>
+                        </pic:blipFill>
+                        <pic:spPr>
+                          <a:xfrm>
+                            <a:off x="0" y="0"/>
+                            <a:ext cx="1097280" cy="617220"/>
+                          </a:xfrm>
+                          <a:prstGeom prst="rect"/>
+                        </pic:spPr>
+                      </pic:pic>
+                    </a:graphicData>
+                  </a:graphic>
+                </wp:inline>
+              </w:drawing>
             </w:r>
           </w:p>
         </w:tc>
@@ -850,7 +1997,38 @@
           </w:tcPr>
           <w:p>
             <w:r>
-              <w:t>frame_0321.jpg</w:t>
+              <w:drawing>
+                <wp:inline xmlns:a="http://schemas.openxmlformats.org/drawingml/2006/main" xmlns:pic="http://schemas.openxmlformats.org/drawingml/2006/picture">
+                  <wp:extent cx="1097280" cy="617220"/>
+                  <wp:docPr id="38" name="Picture 38"/>
+                  <wp:cNvGraphicFramePr>
+                    <a:graphicFrameLocks noChangeAspect="1"/>
+                  </wp:cNvGraphicFramePr>
+                  <a:graphic>
+                    <a:graphicData uri="http://schemas.openxmlformats.org/drawingml/2006/picture">
+                      <pic:pic>
+                        <pic:nvPicPr>
+                          <pic:cNvPr id="0" name="frame_0321.jpg"/>
+                          <pic:cNvPicPr/>
+                        </pic:nvPicPr>
+                        <pic:blipFill>
+                          <a:blip r:embed="rId10"/>
+                          <a:stretch>
+                            <a:fillRect/>
+                          </a:stretch>
+                        </pic:blipFill>
+                        <pic:spPr>
+                          <a:xfrm>
+                            <a:off x="0" y="0"/>
+                            <a:ext cx="1097280" cy="617220"/>
+                          </a:xfrm>
+                          <a:prstGeom prst="rect"/>
+                        </pic:spPr>
+                      </pic:pic>
+                    </a:graphicData>
+                  </a:graphic>
+                </wp:inline>
+              </w:drawing>
             </w:r>
           </w:p>
         </w:tc>
@@ -860,7 +2038,38 @@
           </w:tcPr>
           <w:p>
             <w:r>
-              <w:t>frame_0642.jpg</w:t>
+              <w:drawing>
+                <wp:inline xmlns:a="http://schemas.openxmlformats.org/drawingml/2006/main" xmlns:pic="http://schemas.openxmlformats.org/drawingml/2006/picture">
+                  <wp:extent cx="1097280" cy="617220"/>
+                  <wp:docPr id="39" name="Picture 39"/>
+                  <wp:cNvGraphicFramePr>
+                    <a:graphicFrameLocks noChangeAspect="1"/>
+                  </wp:cNvGraphicFramePr>
+                  <a:graphic>
+                    <a:graphicData uri="http://schemas.openxmlformats.org/drawingml/2006/picture">
+                      <pic:pic>
+                        <pic:nvPicPr>
+                          <pic:cNvPr id="0" name="frame_0642.jpg"/>
+                          <pic:cNvPicPr/>
+                        </pic:nvPicPr>
+                        <pic:blipFill>
+                          <a:blip r:embed="rId11"/>
+                          <a:stretch>
+                            <a:fillRect/>
+                          </a:stretch>
+                        </pic:blipFill>
+                        <pic:spPr>
+                          <a:xfrm>
+                            <a:off x="0" y="0"/>
+                            <a:ext cx="1097280" cy="617220"/>
+                          </a:xfrm>
+                          <a:prstGeom prst="rect"/>
+                        </pic:spPr>
+                      </pic:pic>
+                    </a:graphicData>
+                  </a:graphic>
+                </wp:inline>
+              </w:drawing>
             </w:r>
           </w:p>
         </w:tc>
@@ -899,7 +2108,38 @@
           </w:tcPr>
           <w:p>
             <w:r>
-              <w:t>frame_0000.jpg</w:t>
+              <w:drawing>
+                <wp:inline xmlns:a="http://schemas.openxmlformats.org/drawingml/2006/main" xmlns:pic="http://schemas.openxmlformats.org/drawingml/2006/picture">
+                  <wp:extent cx="1097280" cy="617220"/>
+                  <wp:docPr id="40" name="Picture 40"/>
+                  <wp:cNvGraphicFramePr>
+                    <a:graphicFrameLocks noChangeAspect="1"/>
+                  </wp:cNvGraphicFramePr>
+                  <a:graphic>
+                    <a:graphicData uri="http://schemas.openxmlformats.org/drawingml/2006/picture">
+                      <pic:pic>
+                        <pic:nvPicPr>
+                          <pic:cNvPr id="0" name="frame_0000.jpg"/>
+                          <pic:cNvPicPr/>
+                        </pic:nvPicPr>
+                        <pic:blipFill>
+                          <a:blip r:embed="rId9"/>
+                          <a:stretch>
+                            <a:fillRect/>
+                          </a:stretch>
+                        </pic:blipFill>
+                        <pic:spPr>
+                          <a:xfrm>
+                            <a:off x="0" y="0"/>
+                            <a:ext cx="1097280" cy="617220"/>
+                          </a:xfrm>
+                          <a:prstGeom prst="rect"/>
+                        </pic:spPr>
+                      </pic:pic>
+                    </a:graphicData>
+                  </a:graphic>
+                </wp:inline>
+              </w:drawing>
             </w:r>
           </w:p>
         </w:tc>
@@ -909,7 +2149,38 @@
           </w:tcPr>
           <w:p>
             <w:r>
-              <w:t>frame_0321.jpg</w:t>
+              <w:drawing>
+                <wp:inline xmlns:a="http://schemas.openxmlformats.org/drawingml/2006/main" xmlns:pic="http://schemas.openxmlformats.org/drawingml/2006/picture">
+                  <wp:extent cx="1097280" cy="617220"/>
+                  <wp:docPr id="41" name="Picture 41"/>
+                  <wp:cNvGraphicFramePr>
+                    <a:graphicFrameLocks noChangeAspect="1"/>
+                  </wp:cNvGraphicFramePr>
+                  <a:graphic>
+                    <a:graphicData uri="http://schemas.openxmlformats.org/drawingml/2006/picture">
+                      <pic:pic>
+                        <pic:nvPicPr>
+                          <pic:cNvPr id="0" name="frame_0321.jpg"/>
+                          <pic:cNvPicPr/>
+                        </pic:nvPicPr>
+                        <pic:blipFill>
+                          <a:blip r:embed="rId10"/>
+                          <a:stretch>
+                            <a:fillRect/>
+                          </a:stretch>
+                        </pic:blipFill>
+                        <pic:spPr>
+                          <a:xfrm>
+                            <a:off x="0" y="0"/>
+                            <a:ext cx="1097280" cy="617220"/>
+                          </a:xfrm>
+                          <a:prstGeom prst="rect"/>
+                        </pic:spPr>
+                      </pic:pic>
+                    </a:graphicData>
+                  </a:graphic>
+                </wp:inline>
+              </w:drawing>
             </w:r>
           </w:p>
         </w:tc>
@@ -919,7 +2190,38 @@
           </w:tcPr>
           <w:p>
             <w:r>
-              <w:t>frame_0642.jpg</w:t>
+              <w:drawing>
+                <wp:inline xmlns:a="http://schemas.openxmlformats.org/drawingml/2006/main" xmlns:pic="http://schemas.openxmlformats.org/drawingml/2006/picture">
+                  <wp:extent cx="1097280" cy="617220"/>
+                  <wp:docPr id="42" name="Picture 42"/>
+                  <wp:cNvGraphicFramePr>
+                    <a:graphicFrameLocks noChangeAspect="1"/>
+                  </wp:cNvGraphicFramePr>
+                  <a:graphic>
+                    <a:graphicData uri="http://schemas.openxmlformats.org/drawingml/2006/picture">
+                      <pic:pic>
+                        <pic:nvPicPr>
+                          <pic:cNvPr id="0" name="frame_0642.jpg"/>
+                          <pic:cNvPicPr/>
+                        </pic:nvPicPr>
+                        <pic:blipFill>
+                          <a:blip r:embed="rId11"/>
+                          <a:stretch>
+                            <a:fillRect/>
+                          </a:stretch>
+                        </pic:blipFill>
+                        <pic:spPr>
+                          <a:xfrm>
+                            <a:off x="0" y="0"/>
+                            <a:ext cx="1097280" cy="617220"/>
+                          </a:xfrm>
+                          <a:prstGeom prst="rect"/>
+                        </pic:spPr>
+                      </pic:pic>
+                    </a:graphicData>
+                  </a:graphic>
+                </wp:inline>
+              </w:drawing>
             </w:r>
           </w:p>
         </w:tc>
@@ -958,7 +2260,38 @@
           </w:tcPr>
           <w:p>
             <w:r>
-              <w:t>frame_0000.jpg</w:t>
+              <w:drawing>
+                <wp:inline xmlns:a="http://schemas.openxmlformats.org/drawingml/2006/main" xmlns:pic="http://schemas.openxmlformats.org/drawingml/2006/picture">
+                  <wp:extent cx="1097280" cy="617220"/>
+                  <wp:docPr id="43" name="Picture 43"/>
+                  <wp:cNvGraphicFramePr>
+                    <a:graphicFrameLocks noChangeAspect="1"/>
+                  </wp:cNvGraphicFramePr>
+                  <a:graphic>
+                    <a:graphicData uri="http://schemas.openxmlformats.org/drawingml/2006/picture">
+                      <pic:pic>
+                        <pic:nvPicPr>
+                          <pic:cNvPr id="0" name="frame_0000.jpg"/>
+                          <pic:cNvPicPr/>
+                        </pic:nvPicPr>
+                        <pic:blipFill>
+                          <a:blip r:embed="rId9"/>
+                          <a:stretch>
+                            <a:fillRect/>
+                          </a:stretch>
+                        </pic:blipFill>
+                        <pic:spPr>
+                          <a:xfrm>
+                            <a:off x="0" y="0"/>
+                            <a:ext cx="1097280" cy="617220"/>
+                          </a:xfrm>
+                          <a:prstGeom prst="rect"/>
+                        </pic:spPr>
+                      </pic:pic>
+                    </a:graphicData>
+                  </a:graphic>
+                </wp:inline>
+              </w:drawing>
             </w:r>
           </w:p>
         </w:tc>
@@ -968,7 +2301,38 @@
           </w:tcPr>
           <w:p>
             <w:r>
-              <w:t>frame_0321.jpg</w:t>
+              <w:drawing>
+                <wp:inline xmlns:a="http://schemas.openxmlformats.org/drawingml/2006/main" xmlns:pic="http://schemas.openxmlformats.org/drawingml/2006/picture">
+                  <wp:extent cx="1097280" cy="617220"/>
+                  <wp:docPr id="44" name="Picture 44"/>
+                  <wp:cNvGraphicFramePr>
+                    <a:graphicFrameLocks noChangeAspect="1"/>
+                  </wp:cNvGraphicFramePr>
+                  <a:graphic>
+                    <a:graphicData uri="http://schemas.openxmlformats.org/drawingml/2006/picture">
+                      <pic:pic>
+                        <pic:nvPicPr>
+                          <pic:cNvPr id="0" name="frame_0321.jpg"/>
+                          <pic:cNvPicPr/>
+                        </pic:nvPicPr>
+                        <pic:blipFill>
+                          <a:blip r:embed="rId10"/>
+                          <a:stretch>
+                            <a:fillRect/>
+                          </a:stretch>
+                        </pic:blipFill>
+                        <pic:spPr>
+                          <a:xfrm>
+                            <a:off x="0" y="0"/>
+                            <a:ext cx="1097280" cy="617220"/>
+                          </a:xfrm>
+                          <a:prstGeom prst="rect"/>
+                        </pic:spPr>
+                      </pic:pic>
+                    </a:graphicData>
+                  </a:graphic>
+                </wp:inline>
+              </w:drawing>
             </w:r>
           </w:p>
         </w:tc>
@@ -978,7 +2342,38 @@
           </w:tcPr>
           <w:p>
             <w:r>
-              <w:t>frame_0642.jpg</w:t>
+              <w:drawing>
+                <wp:inline xmlns:a="http://schemas.openxmlformats.org/drawingml/2006/main" xmlns:pic="http://schemas.openxmlformats.org/drawingml/2006/picture">
+                  <wp:extent cx="1097280" cy="617220"/>
+                  <wp:docPr id="45" name="Picture 45"/>
+                  <wp:cNvGraphicFramePr>
+                    <a:graphicFrameLocks noChangeAspect="1"/>
+                  </wp:cNvGraphicFramePr>
+                  <a:graphic>
+                    <a:graphicData uri="http://schemas.openxmlformats.org/drawingml/2006/picture">
+                      <pic:pic>
+                        <pic:nvPicPr>
+                          <pic:cNvPr id="0" name="frame_0642.jpg"/>
+                          <pic:cNvPicPr/>
+                        </pic:nvPicPr>
+                        <pic:blipFill>
+                          <a:blip r:embed="rId11"/>
+                          <a:stretch>
+                            <a:fillRect/>
+                          </a:stretch>
+                        </pic:blipFill>
+                        <pic:spPr>
+                          <a:xfrm>
+                            <a:off x="0" y="0"/>
+                            <a:ext cx="1097280" cy="617220"/>
+                          </a:xfrm>
+                          <a:prstGeom prst="rect"/>
+                        </pic:spPr>
+                      </pic:pic>
+                    </a:graphicData>
+                  </a:graphic>
+                </wp:inline>
+              </w:drawing>
             </w:r>
           </w:p>
         </w:tc>
@@ -1017,7 +2412,38 @@
           </w:tcPr>
           <w:p>
             <w:r>
-              <w:t>frame_0000.jpg</w:t>
+              <w:drawing>
+                <wp:inline xmlns:a="http://schemas.openxmlformats.org/drawingml/2006/main" xmlns:pic="http://schemas.openxmlformats.org/drawingml/2006/picture">
+                  <wp:extent cx="1097280" cy="617220"/>
+                  <wp:docPr id="46" name="Picture 46"/>
+                  <wp:cNvGraphicFramePr>
+                    <a:graphicFrameLocks noChangeAspect="1"/>
+                  </wp:cNvGraphicFramePr>
+                  <a:graphic>
+                    <a:graphicData uri="http://schemas.openxmlformats.org/drawingml/2006/picture">
+                      <pic:pic>
+                        <pic:nvPicPr>
+                          <pic:cNvPr id="0" name="frame_0000.jpg"/>
+                          <pic:cNvPicPr/>
+                        </pic:nvPicPr>
+                        <pic:blipFill>
+                          <a:blip r:embed="rId9"/>
+                          <a:stretch>
+                            <a:fillRect/>
+                          </a:stretch>
+                        </pic:blipFill>
+                        <pic:spPr>
+                          <a:xfrm>
+                            <a:off x="0" y="0"/>
+                            <a:ext cx="1097280" cy="617220"/>
+                          </a:xfrm>
+                          <a:prstGeom prst="rect"/>
+                        </pic:spPr>
+                      </pic:pic>
+                    </a:graphicData>
+                  </a:graphic>
+                </wp:inline>
+              </w:drawing>
             </w:r>
           </w:p>
         </w:tc>
@@ -1027,7 +2453,38 @@
           </w:tcPr>
           <w:p>
             <w:r>
-              <w:t>frame_0321.jpg</w:t>
+              <w:drawing>
+                <wp:inline xmlns:a="http://schemas.openxmlformats.org/drawingml/2006/main" xmlns:pic="http://schemas.openxmlformats.org/drawingml/2006/picture">
+                  <wp:extent cx="1097280" cy="617220"/>
+                  <wp:docPr id="47" name="Picture 47"/>
+                  <wp:cNvGraphicFramePr>
+                    <a:graphicFrameLocks noChangeAspect="1"/>
+                  </wp:cNvGraphicFramePr>
+                  <a:graphic>
+                    <a:graphicData uri="http://schemas.openxmlformats.org/drawingml/2006/picture">
+                      <pic:pic>
+                        <pic:nvPicPr>
+                          <pic:cNvPr id="0" name="frame_0321.jpg"/>
+                          <pic:cNvPicPr/>
+                        </pic:nvPicPr>
+                        <pic:blipFill>
+                          <a:blip r:embed="rId10"/>
+                          <a:stretch>
+                            <a:fillRect/>
+                          </a:stretch>
+                        </pic:blipFill>
+                        <pic:spPr>
+                          <a:xfrm>
+                            <a:off x="0" y="0"/>
+                            <a:ext cx="1097280" cy="617220"/>
+                          </a:xfrm>
+                          <a:prstGeom prst="rect"/>
+                        </pic:spPr>
+                      </pic:pic>
+                    </a:graphicData>
+                  </a:graphic>
+                </wp:inline>
+              </w:drawing>
             </w:r>
           </w:p>
         </w:tc>
@@ -1037,7 +2494,38 @@
           </w:tcPr>
           <w:p>
             <w:r>
-              <w:t>frame_0642.jpg</w:t>
+              <w:drawing>
+                <wp:inline xmlns:a="http://schemas.openxmlformats.org/drawingml/2006/main" xmlns:pic="http://schemas.openxmlformats.org/drawingml/2006/picture">
+                  <wp:extent cx="1097280" cy="617220"/>
+                  <wp:docPr id="48" name="Picture 48"/>
+                  <wp:cNvGraphicFramePr>
+                    <a:graphicFrameLocks noChangeAspect="1"/>
+                  </wp:cNvGraphicFramePr>
+                  <a:graphic>
+                    <a:graphicData uri="http://schemas.openxmlformats.org/drawingml/2006/picture">
+                      <pic:pic>
+                        <pic:nvPicPr>
+                          <pic:cNvPr id="0" name="frame_0642.jpg"/>
+                          <pic:cNvPicPr/>
+                        </pic:nvPicPr>
+                        <pic:blipFill>
+                          <a:blip r:embed="rId11"/>
+                          <a:stretch>
+                            <a:fillRect/>
+                          </a:stretch>
+                        </pic:blipFill>
+                        <pic:spPr>
+                          <a:xfrm>
+                            <a:off x="0" y="0"/>
+                            <a:ext cx="1097280" cy="617220"/>
+                          </a:xfrm>
+                          <a:prstGeom prst="rect"/>
+                        </pic:spPr>
+                      </pic:pic>
+                    </a:graphicData>
+                  </a:graphic>
+                </wp:inline>
+              </w:drawing>
             </w:r>
           </w:p>
         </w:tc>
@@ -1084,7 +2572,38 @@
           </w:tcPr>
           <w:p>
             <w:r>
-              <w:t>frame_0000.jpg</w:t>
+              <w:drawing>
+                <wp:inline xmlns:a="http://schemas.openxmlformats.org/drawingml/2006/main" xmlns:pic="http://schemas.openxmlformats.org/drawingml/2006/picture">
+                  <wp:extent cx="1280160" cy="720090"/>
+                  <wp:docPr id="49" name="Picture 49"/>
+                  <wp:cNvGraphicFramePr>
+                    <a:graphicFrameLocks noChangeAspect="1"/>
+                  </wp:cNvGraphicFramePr>
+                  <a:graphic>
+                    <a:graphicData uri="http://schemas.openxmlformats.org/drawingml/2006/picture">
+                      <pic:pic>
+                        <pic:nvPicPr>
+                          <pic:cNvPr id="0" name="frame_0000.jpg"/>
+                          <pic:cNvPicPr/>
+                        </pic:nvPicPr>
+                        <pic:blipFill>
+                          <a:blip r:embed="rId9"/>
+                          <a:stretch>
+                            <a:fillRect/>
+                          </a:stretch>
+                        </pic:blipFill>
+                        <pic:spPr>
+                          <a:xfrm>
+                            <a:off x="0" y="0"/>
+                            <a:ext cx="1280160" cy="720090"/>
+                          </a:xfrm>
+                          <a:prstGeom prst="rect"/>
+                        </pic:spPr>
+                      </pic:pic>
+                    </a:graphicData>
+                  </a:graphic>
+                </wp:inline>
+              </w:drawing>
             </w:r>
           </w:p>
         </w:tc>
@@ -1094,7 +2613,38 @@
           </w:tcPr>
           <w:p>
             <w:r>
-              <w:t>frame_0321.jpg</w:t>
+              <w:drawing>
+                <wp:inline xmlns:a="http://schemas.openxmlformats.org/drawingml/2006/main" xmlns:pic="http://schemas.openxmlformats.org/drawingml/2006/picture">
+                  <wp:extent cx="1280160" cy="720090"/>
+                  <wp:docPr id="50" name="Picture 50"/>
+                  <wp:cNvGraphicFramePr>
+                    <a:graphicFrameLocks noChangeAspect="1"/>
+                  </wp:cNvGraphicFramePr>
+                  <a:graphic>
+                    <a:graphicData uri="http://schemas.openxmlformats.org/drawingml/2006/picture">
+                      <pic:pic>
+                        <pic:nvPicPr>
+                          <pic:cNvPr id="0" name="frame_0321.jpg"/>
+                          <pic:cNvPicPr/>
+                        </pic:nvPicPr>
+                        <pic:blipFill>
+                          <a:blip r:embed="rId10"/>
+                          <a:stretch>
+                            <a:fillRect/>
+                          </a:stretch>
+                        </pic:blipFill>
+                        <pic:spPr>
+                          <a:xfrm>
+                            <a:off x="0" y="0"/>
+                            <a:ext cx="1280160" cy="720090"/>
+                          </a:xfrm>
+                          <a:prstGeom prst="rect"/>
+                        </pic:spPr>
+                      </pic:pic>
+                    </a:graphicData>
+                  </a:graphic>
+                </wp:inline>
+              </w:drawing>
             </w:r>
           </w:p>
         </w:tc>
@@ -1104,7 +2654,38 @@
           </w:tcPr>
           <w:p>
             <w:r>
-              <w:t>frame_0642.jpg</w:t>
+              <w:drawing>
+                <wp:inline xmlns:a="http://schemas.openxmlformats.org/drawingml/2006/main" xmlns:pic="http://schemas.openxmlformats.org/drawingml/2006/picture">
+                  <wp:extent cx="1280160" cy="720090"/>
+                  <wp:docPr id="51" name="Picture 51"/>
+                  <wp:cNvGraphicFramePr>
+                    <a:graphicFrameLocks noChangeAspect="1"/>
+                  </wp:cNvGraphicFramePr>
+                  <a:graphic>
+                    <a:graphicData uri="http://schemas.openxmlformats.org/drawingml/2006/picture">
+                      <pic:pic>
+                        <pic:nvPicPr>
+                          <pic:cNvPr id="0" name="frame_0642.jpg"/>
+                          <pic:cNvPicPr/>
+                        </pic:nvPicPr>
+                        <pic:blipFill>
+                          <a:blip r:embed="rId11"/>
+                          <a:stretch>
+                            <a:fillRect/>
+                          </a:stretch>
+                        </pic:blipFill>
+                        <pic:spPr>
+                          <a:xfrm>
+                            <a:off x="0" y="0"/>
+                            <a:ext cx="1280160" cy="720090"/>
+                          </a:xfrm>
+                          <a:prstGeom prst="rect"/>
+                        </pic:spPr>
+                      </pic:pic>
+                    </a:graphicData>
+                  </a:graphic>
+                </wp:inline>
+              </w:drawing>
             </w:r>
           </w:p>
         </w:tc>
@@ -1146,7 +2727,38 @@
           </w:tcPr>
           <w:p>
             <w:r>
-              <w:t>frame_0000.jpg</w:t>
+              <w:drawing>
+                <wp:inline xmlns:a="http://schemas.openxmlformats.org/drawingml/2006/main" xmlns:pic="http://schemas.openxmlformats.org/drawingml/2006/picture">
+                  <wp:extent cx="1280160" cy="720090"/>
+                  <wp:docPr id="52" name="Picture 52"/>
+                  <wp:cNvGraphicFramePr>
+                    <a:graphicFrameLocks noChangeAspect="1"/>
+                  </wp:cNvGraphicFramePr>
+                  <a:graphic>
+                    <a:graphicData uri="http://schemas.openxmlformats.org/drawingml/2006/picture">
+                      <pic:pic>
+                        <pic:nvPicPr>
+                          <pic:cNvPr id="0" name="frame_0000.jpg"/>
+                          <pic:cNvPicPr/>
+                        </pic:nvPicPr>
+                        <pic:blipFill>
+                          <a:blip r:embed="rId9"/>
+                          <a:stretch>
+                            <a:fillRect/>
+                          </a:stretch>
+                        </pic:blipFill>
+                        <pic:spPr>
+                          <a:xfrm>
+                            <a:off x="0" y="0"/>
+                            <a:ext cx="1280160" cy="720090"/>
+                          </a:xfrm>
+                          <a:prstGeom prst="rect"/>
+                        </pic:spPr>
+                      </pic:pic>
+                    </a:graphicData>
+                  </a:graphic>
+                </wp:inline>
+              </w:drawing>
             </w:r>
           </w:p>
         </w:tc>
@@ -1156,7 +2768,38 @@
           </w:tcPr>
           <w:p>
             <w:r>
-              <w:t>frame_0321.jpg</w:t>
+              <w:drawing>
+                <wp:inline xmlns:a="http://schemas.openxmlformats.org/drawingml/2006/main" xmlns:pic="http://schemas.openxmlformats.org/drawingml/2006/picture">
+                  <wp:extent cx="1280160" cy="720090"/>
+                  <wp:docPr id="53" name="Picture 53"/>
+                  <wp:cNvGraphicFramePr>
+                    <a:graphicFrameLocks noChangeAspect="1"/>
+                  </wp:cNvGraphicFramePr>
+                  <a:graphic>
+                    <a:graphicData uri="http://schemas.openxmlformats.org/drawingml/2006/picture">
+                      <pic:pic>
+                        <pic:nvPicPr>
+                          <pic:cNvPr id="0" name="frame_0321.jpg"/>
+                          <pic:cNvPicPr/>
+                        </pic:nvPicPr>
+                        <pic:blipFill>
+                          <a:blip r:embed="rId10"/>
+                          <a:stretch>
+                            <a:fillRect/>
+                          </a:stretch>
+                        </pic:blipFill>
+                        <pic:spPr>
+                          <a:xfrm>
+                            <a:off x="0" y="0"/>
+                            <a:ext cx="1280160" cy="720090"/>
+                          </a:xfrm>
+                          <a:prstGeom prst="rect"/>
+                        </pic:spPr>
+                      </pic:pic>
+                    </a:graphicData>
+                  </a:graphic>
+                </wp:inline>
+              </w:drawing>
             </w:r>
           </w:p>
         </w:tc>
@@ -1166,7 +2809,38 @@
           </w:tcPr>
           <w:p>
             <w:r>
-              <w:t>frame_0642.jpg</w:t>
+              <w:drawing>
+                <wp:inline xmlns:a="http://schemas.openxmlformats.org/drawingml/2006/main" xmlns:pic="http://schemas.openxmlformats.org/drawingml/2006/picture">
+                  <wp:extent cx="1280160" cy="720090"/>
+                  <wp:docPr id="54" name="Picture 54"/>
+                  <wp:cNvGraphicFramePr>
+                    <a:graphicFrameLocks noChangeAspect="1"/>
+                  </wp:cNvGraphicFramePr>
+                  <a:graphic>
+                    <a:graphicData uri="http://schemas.openxmlformats.org/drawingml/2006/picture">
+                      <pic:pic>
+                        <pic:nvPicPr>
+                          <pic:cNvPr id="0" name="frame_0642.jpg"/>
+                          <pic:cNvPicPr/>
+                        </pic:nvPicPr>
+                        <pic:blipFill>
+                          <a:blip r:embed="rId11"/>
+                          <a:stretch>
+                            <a:fillRect/>
+                          </a:stretch>
+                        </pic:blipFill>
+                        <pic:spPr>
+                          <a:xfrm>
+                            <a:off x="0" y="0"/>
+                            <a:ext cx="1280160" cy="720090"/>
+                          </a:xfrm>
+                          <a:prstGeom prst="rect"/>
+                        </pic:spPr>
+                      </pic:pic>
+                    </a:graphicData>
+                  </a:graphic>
+                </wp:inline>
+              </w:drawing>
             </w:r>
           </w:p>
         </w:tc>
@@ -1208,7 +2882,38 @@
           </w:tcPr>
           <w:p>
             <w:r>
-              <w:t>frame_0000.jpg</w:t>
+              <w:drawing>
+                <wp:inline xmlns:a="http://schemas.openxmlformats.org/drawingml/2006/main" xmlns:pic="http://schemas.openxmlformats.org/drawingml/2006/picture">
+                  <wp:extent cx="1280160" cy="720090"/>
+                  <wp:docPr id="55" name="Picture 55"/>
+                  <wp:cNvGraphicFramePr>
+                    <a:graphicFrameLocks noChangeAspect="1"/>
+                  </wp:cNvGraphicFramePr>
+                  <a:graphic>
+                    <a:graphicData uri="http://schemas.openxmlformats.org/drawingml/2006/picture">
+                      <pic:pic>
+                        <pic:nvPicPr>
+                          <pic:cNvPr id="0" name="frame_0000.jpg"/>
+                          <pic:cNvPicPr/>
+                        </pic:nvPicPr>
+                        <pic:blipFill>
+                          <a:blip r:embed="rId9"/>
+                          <a:stretch>
+                            <a:fillRect/>
+                          </a:stretch>
+                        </pic:blipFill>
+                        <pic:spPr>
+                          <a:xfrm>
+                            <a:off x="0" y="0"/>
+                            <a:ext cx="1280160" cy="720090"/>
+                          </a:xfrm>
+                          <a:prstGeom prst="rect"/>
+                        </pic:spPr>
+                      </pic:pic>
+                    </a:graphicData>
+                  </a:graphic>
+                </wp:inline>
+              </w:drawing>
             </w:r>
           </w:p>
         </w:tc>
@@ -1218,7 +2923,38 @@
           </w:tcPr>
           <w:p>
             <w:r>
-              <w:t>frame_0321.jpg</w:t>
+              <w:drawing>
+                <wp:inline xmlns:a="http://schemas.openxmlformats.org/drawingml/2006/main" xmlns:pic="http://schemas.openxmlformats.org/drawingml/2006/picture">
+                  <wp:extent cx="1280160" cy="720090"/>
+                  <wp:docPr id="56" name="Picture 56"/>
+                  <wp:cNvGraphicFramePr>
+                    <a:graphicFrameLocks noChangeAspect="1"/>
+                  </wp:cNvGraphicFramePr>
+                  <a:graphic>
+                    <a:graphicData uri="http://schemas.openxmlformats.org/drawingml/2006/picture">
+                      <pic:pic>
+                        <pic:nvPicPr>
+                          <pic:cNvPr id="0" name="frame_0321.jpg"/>
+                          <pic:cNvPicPr/>
+                        </pic:nvPicPr>
+                        <pic:blipFill>
+                          <a:blip r:embed="rId10"/>
+                          <a:stretch>
+                            <a:fillRect/>
+                          </a:stretch>
+                        </pic:blipFill>
+                        <pic:spPr>
+                          <a:xfrm>
+                            <a:off x="0" y="0"/>
+                            <a:ext cx="1280160" cy="720090"/>
+                          </a:xfrm>
+                          <a:prstGeom prst="rect"/>
+                        </pic:spPr>
+                      </pic:pic>
+                    </a:graphicData>
+                  </a:graphic>
+                </wp:inline>
+              </w:drawing>
             </w:r>
           </w:p>
         </w:tc>
@@ -1228,7 +2964,38 @@
           </w:tcPr>
           <w:p>
             <w:r>
-              <w:t>frame_0642.jpg</w:t>
+              <w:drawing>
+                <wp:inline xmlns:a="http://schemas.openxmlformats.org/drawingml/2006/main" xmlns:pic="http://schemas.openxmlformats.org/drawingml/2006/picture">
+                  <wp:extent cx="1280160" cy="720090"/>
+                  <wp:docPr id="57" name="Picture 57"/>
+                  <wp:cNvGraphicFramePr>
+                    <a:graphicFrameLocks noChangeAspect="1"/>
+                  </wp:cNvGraphicFramePr>
+                  <a:graphic>
+                    <a:graphicData uri="http://schemas.openxmlformats.org/drawingml/2006/picture">
+                      <pic:pic>
+                        <pic:nvPicPr>
+                          <pic:cNvPr id="0" name="frame_0642.jpg"/>
+                          <pic:cNvPicPr/>
+                        </pic:nvPicPr>
+                        <pic:blipFill>
+                          <a:blip r:embed="rId11"/>
+                          <a:stretch>
+                            <a:fillRect/>
+                          </a:stretch>
+                        </pic:blipFill>
+                        <pic:spPr>
+                          <a:xfrm>
+                            <a:off x="0" y="0"/>
+                            <a:ext cx="1280160" cy="720090"/>
+                          </a:xfrm>
+                          <a:prstGeom prst="rect"/>
+                        </pic:spPr>
+                      </pic:pic>
+                    </a:graphicData>
+                  </a:graphic>
+                </wp:inline>
+              </w:drawing>
             </w:r>
           </w:p>
         </w:tc>
@@ -1270,7 +3037,38 @@
           </w:tcPr>
           <w:p>
             <w:r>
-              <w:t>frame_0000.jpg</w:t>
+              <w:drawing>
+                <wp:inline xmlns:a="http://schemas.openxmlformats.org/drawingml/2006/main" xmlns:pic="http://schemas.openxmlformats.org/drawingml/2006/picture">
+                  <wp:extent cx="1280160" cy="720090"/>
+                  <wp:docPr id="58" name="Picture 58"/>
+                  <wp:cNvGraphicFramePr>
+                    <a:graphicFrameLocks noChangeAspect="1"/>
+                  </wp:cNvGraphicFramePr>
+                  <a:graphic>
+                    <a:graphicData uri="http://schemas.openxmlformats.org/drawingml/2006/picture">
+                      <pic:pic>
+                        <pic:nvPicPr>
+                          <pic:cNvPr id="0" name="frame_0000.jpg"/>
+                          <pic:cNvPicPr/>
+                        </pic:nvPicPr>
+                        <pic:blipFill>
+                          <a:blip r:embed="rId9"/>
+                          <a:stretch>
+                            <a:fillRect/>
+                          </a:stretch>
+                        </pic:blipFill>
+                        <pic:spPr>
+                          <a:xfrm>
+                            <a:off x="0" y="0"/>
+                            <a:ext cx="1280160" cy="720090"/>
+                          </a:xfrm>
+                          <a:prstGeom prst="rect"/>
+                        </pic:spPr>
+                      </pic:pic>
+                    </a:graphicData>
+                  </a:graphic>
+                </wp:inline>
+              </w:drawing>
             </w:r>
           </w:p>
         </w:tc>
@@ -1280,7 +3078,38 @@
           </w:tcPr>
           <w:p>
             <w:r>
-              <w:t>frame_0321.jpg</w:t>
+              <w:drawing>
+                <wp:inline xmlns:a="http://schemas.openxmlformats.org/drawingml/2006/main" xmlns:pic="http://schemas.openxmlformats.org/drawingml/2006/picture">
+                  <wp:extent cx="1280160" cy="720090"/>
+                  <wp:docPr id="59" name="Picture 59"/>
+                  <wp:cNvGraphicFramePr>
+                    <a:graphicFrameLocks noChangeAspect="1"/>
+                  </wp:cNvGraphicFramePr>
+                  <a:graphic>
+                    <a:graphicData uri="http://schemas.openxmlformats.org/drawingml/2006/picture">
+                      <pic:pic>
+                        <pic:nvPicPr>
+                          <pic:cNvPr id="0" name="frame_0321.jpg"/>
+                          <pic:cNvPicPr/>
+                        </pic:nvPicPr>
+                        <pic:blipFill>
+                          <a:blip r:embed="rId10"/>
+                          <a:stretch>
+                            <a:fillRect/>
+                          </a:stretch>
+                        </pic:blipFill>
+                        <pic:spPr>
+                          <a:xfrm>
+                            <a:off x="0" y="0"/>
+                            <a:ext cx="1280160" cy="720090"/>
+                          </a:xfrm>
+                          <a:prstGeom prst="rect"/>
+                        </pic:spPr>
+                      </pic:pic>
+                    </a:graphicData>
+                  </a:graphic>
+                </wp:inline>
+              </w:drawing>
             </w:r>
           </w:p>
         </w:tc>
@@ -1290,7 +3119,38 @@
           </w:tcPr>
           <w:p>
             <w:r>
-              <w:t>frame_0642.jpg</w:t>
+              <w:drawing>
+                <wp:inline xmlns:a="http://schemas.openxmlformats.org/drawingml/2006/main" xmlns:pic="http://schemas.openxmlformats.org/drawingml/2006/picture">
+                  <wp:extent cx="1280160" cy="720090"/>
+                  <wp:docPr id="60" name="Picture 60"/>
+                  <wp:cNvGraphicFramePr>
+                    <a:graphicFrameLocks noChangeAspect="1"/>
+                  </wp:cNvGraphicFramePr>
+                  <a:graphic>
+                    <a:graphicData uri="http://schemas.openxmlformats.org/drawingml/2006/picture">
+                      <pic:pic>
+                        <pic:nvPicPr>
+                          <pic:cNvPr id="0" name="frame_0642.jpg"/>
+                          <pic:cNvPicPr/>
+                        </pic:nvPicPr>
+                        <pic:blipFill>
+                          <a:blip r:embed="rId11"/>
+                          <a:stretch>
+                            <a:fillRect/>
+                          </a:stretch>
+                        </pic:blipFill>
+                        <pic:spPr>
+                          <a:xfrm>
+                            <a:off x="0" y="0"/>
+                            <a:ext cx="1280160" cy="720090"/>
+                          </a:xfrm>
+                          <a:prstGeom prst="rect"/>
+                        </pic:spPr>
+                      </pic:pic>
+                    </a:graphicData>
+                  </a:graphic>
+                </wp:inline>
+              </w:drawing>
             </w:r>
           </w:p>
         </w:tc>
@@ -1332,7 +3192,38 @@
           </w:tcPr>
           <w:p>
             <w:r>
-              <w:t>frame_0000.jpg</w:t>
+              <w:drawing>
+                <wp:inline xmlns:a="http://schemas.openxmlformats.org/drawingml/2006/main" xmlns:pic="http://schemas.openxmlformats.org/drawingml/2006/picture">
+                  <wp:extent cx="1280160" cy="720090"/>
+                  <wp:docPr id="61" name="Picture 61"/>
+                  <wp:cNvGraphicFramePr>
+                    <a:graphicFrameLocks noChangeAspect="1"/>
+                  </wp:cNvGraphicFramePr>
+                  <a:graphic>
+                    <a:graphicData uri="http://schemas.openxmlformats.org/drawingml/2006/picture">
+                      <pic:pic>
+                        <pic:nvPicPr>
+                          <pic:cNvPr id="0" name="frame_0000.jpg"/>
+                          <pic:cNvPicPr/>
+                        </pic:nvPicPr>
+                        <pic:blipFill>
+                          <a:blip r:embed="rId9"/>
+                          <a:stretch>
+                            <a:fillRect/>
+                          </a:stretch>
+                        </pic:blipFill>
+                        <pic:spPr>
+                          <a:xfrm>
+                            <a:off x="0" y="0"/>
+                            <a:ext cx="1280160" cy="720090"/>
+                          </a:xfrm>
+                          <a:prstGeom prst="rect"/>
+                        </pic:spPr>
+                      </pic:pic>
+                    </a:graphicData>
+                  </a:graphic>
+                </wp:inline>
+              </w:drawing>
             </w:r>
           </w:p>
         </w:tc>
@@ -1342,7 +3233,38 @@
           </w:tcPr>
           <w:p>
             <w:r>
-              <w:t>frame_0321.jpg</w:t>
+              <w:drawing>
+                <wp:inline xmlns:a="http://schemas.openxmlformats.org/drawingml/2006/main" xmlns:pic="http://schemas.openxmlformats.org/drawingml/2006/picture">
+                  <wp:extent cx="1280160" cy="720090"/>
+                  <wp:docPr id="62" name="Picture 62"/>
+                  <wp:cNvGraphicFramePr>
+                    <a:graphicFrameLocks noChangeAspect="1"/>
+                  </wp:cNvGraphicFramePr>
+                  <a:graphic>
+                    <a:graphicData uri="http://schemas.openxmlformats.org/drawingml/2006/picture">
+                      <pic:pic>
+                        <pic:nvPicPr>
+                          <pic:cNvPr id="0" name="frame_0321.jpg"/>
+                          <pic:cNvPicPr/>
+                        </pic:nvPicPr>
+                        <pic:blipFill>
+                          <a:blip r:embed="rId10"/>
+                          <a:stretch>
+                            <a:fillRect/>
+                          </a:stretch>
+                        </pic:blipFill>
+                        <pic:spPr>
+                          <a:xfrm>
+                            <a:off x="0" y="0"/>
+                            <a:ext cx="1280160" cy="720090"/>
+                          </a:xfrm>
+                          <a:prstGeom prst="rect"/>
+                        </pic:spPr>
+                      </pic:pic>
+                    </a:graphicData>
+                  </a:graphic>
+                </wp:inline>
+              </w:drawing>
             </w:r>
           </w:p>
         </w:tc>
@@ -1352,7 +3274,38 @@
           </w:tcPr>
           <w:p>
             <w:r>
-              <w:t>frame_0642.jpg</w:t>
+              <w:drawing>
+                <wp:inline xmlns:a="http://schemas.openxmlformats.org/drawingml/2006/main" xmlns:pic="http://schemas.openxmlformats.org/drawingml/2006/picture">
+                  <wp:extent cx="1280160" cy="720090"/>
+                  <wp:docPr id="63" name="Picture 63"/>
+                  <wp:cNvGraphicFramePr>
+                    <a:graphicFrameLocks noChangeAspect="1"/>
+                  </wp:cNvGraphicFramePr>
+                  <a:graphic>
+                    <a:graphicData uri="http://schemas.openxmlformats.org/drawingml/2006/picture">
+                      <pic:pic>
+                        <pic:nvPicPr>
+                          <pic:cNvPr id="0" name="frame_0642.jpg"/>
+                          <pic:cNvPicPr/>
+                        </pic:nvPicPr>
+                        <pic:blipFill>
+                          <a:blip r:embed="rId11"/>
+                          <a:stretch>
+                            <a:fillRect/>
+                          </a:stretch>
+                        </pic:blipFill>
+                        <pic:spPr>
+                          <a:xfrm>
+                            <a:off x="0" y="0"/>
+                            <a:ext cx="1280160" cy="720090"/>
+                          </a:xfrm>
+                          <a:prstGeom prst="rect"/>
+                        </pic:spPr>
+                      </pic:pic>
+                    </a:graphicData>
+                  </a:graphic>
+                </wp:inline>
+              </w:drawing>
             </w:r>
           </w:p>
         </w:tc>
@@ -1394,7 +3347,38 @@
           </w:tcPr>
           <w:p>
             <w:r>
-              <w:t>frame_0000.jpg</w:t>
+              <w:drawing>
+                <wp:inline xmlns:a="http://schemas.openxmlformats.org/drawingml/2006/main" xmlns:pic="http://schemas.openxmlformats.org/drawingml/2006/picture">
+                  <wp:extent cx="1280160" cy="720090"/>
+                  <wp:docPr id="64" name="Picture 64"/>
+                  <wp:cNvGraphicFramePr>
+                    <a:graphicFrameLocks noChangeAspect="1"/>
+                  </wp:cNvGraphicFramePr>
+                  <a:graphic>
+                    <a:graphicData uri="http://schemas.openxmlformats.org/drawingml/2006/picture">
+                      <pic:pic>
+                        <pic:nvPicPr>
+                          <pic:cNvPr id="0" name="frame_0000.jpg"/>
+                          <pic:cNvPicPr/>
+                        </pic:nvPicPr>
+                        <pic:blipFill>
+                          <a:blip r:embed="rId9"/>
+                          <a:stretch>
+                            <a:fillRect/>
+                          </a:stretch>
+                        </pic:blipFill>
+                        <pic:spPr>
+                          <a:xfrm>
+                            <a:off x="0" y="0"/>
+                            <a:ext cx="1280160" cy="720090"/>
+                          </a:xfrm>
+                          <a:prstGeom prst="rect"/>
+                        </pic:spPr>
+                      </pic:pic>
+                    </a:graphicData>
+                  </a:graphic>
+                </wp:inline>
+              </w:drawing>
             </w:r>
           </w:p>
         </w:tc>
@@ -1404,7 +3388,38 @@
           </w:tcPr>
           <w:p>
             <w:r>
-              <w:t>frame_0321.jpg</w:t>
+              <w:drawing>
+                <wp:inline xmlns:a="http://schemas.openxmlformats.org/drawingml/2006/main" xmlns:pic="http://schemas.openxmlformats.org/drawingml/2006/picture">
+                  <wp:extent cx="1280160" cy="720090"/>
+                  <wp:docPr id="65" name="Picture 65"/>
+                  <wp:cNvGraphicFramePr>
+                    <a:graphicFrameLocks noChangeAspect="1"/>
+                  </wp:cNvGraphicFramePr>
+                  <a:graphic>
+                    <a:graphicData uri="http://schemas.openxmlformats.org/drawingml/2006/picture">
+                      <pic:pic>
+                        <pic:nvPicPr>
+                          <pic:cNvPr id="0" name="frame_0321.jpg"/>
+                          <pic:cNvPicPr/>
+                        </pic:nvPicPr>
+                        <pic:blipFill>
+                          <a:blip r:embed="rId10"/>
+                          <a:stretch>
+                            <a:fillRect/>
+                          </a:stretch>
+                        </pic:blipFill>
+                        <pic:spPr>
+                          <a:xfrm>
+                            <a:off x="0" y="0"/>
+                            <a:ext cx="1280160" cy="720090"/>
+                          </a:xfrm>
+                          <a:prstGeom prst="rect"/>
+                        </pic:spPr>
+                      </pic:pic>
+                    </a:graphicData>
+                  </a:graphic>
+                </wp:inline>
+              </w:drawing>
             </w:r>
           </w:p>
         </w:tc>
@@ -1414,7 +3429,38 @@
           </w:tcPr>
           <w:p>
             <w:r>
-              <w:t>frame_0642.jpg</w:t>
+              <w:drawing>
+                <wp:inline xmlns:a="http://schemas.openxmlformats.org/drawingml/2006/main" xmlns:pic="http://schemas.openxmlformats.org/drawingml/2006/picture">
+                  <wp:extent cx="1280160" cy="720090"/>
+                  <wp:docPr id="66" name="Picture 66"/>
+                  <wp:cNvGraphicFramePr>
+                    <a:graphicFrameLocks noChangeAspect="1"/>
+                  </wp:cNvGraphicFramePr>
+                  <a:graphic>
+                    <a:graphicData uri="http://schemas.openxmlformats.org/drawingml/2006/picture">
+                      <pic:pic>
+                        <pic:nvPicPr>
+                          <pic:cNvPr id="0" name="frame_0642.jpg"/>
+                          <pic:cNvPicPr/>
+                        </pic:nvPicPr>
+                        <pic:blipFill>
+                          <a:blip r:embed="rId11"/>
+                          <a:stretch>
+                            <a:fillRect/>
+                          </a:stretch>
+                        </pic:blipFill>
+                        <pic:spPr>
+                          <a:xfrm>
+                            <a:off x="0" y="0"/>
+                            <a:ext cx="1280160" cy="720090"/>
+                          </a:xfrm>
+                          <a:prstGeom prst="rect"/>
+                        </pic:spPr>
+                      </pic:pic>
+                    </a:graphicData>
+                  </a:graphic>
+                </wp:inline>
+              </w:drawing>
             </w:r>
           </w:p>
         </w:tc>
@@ -1456,7 +3502,38 @@
           </w:tcPr>
           <w:p>
             <w:r>
-              <w:t>frame_0000.jpg</w:t>
+              <w:drawing>
+                <wp:inline xmlns:a="http://schemas.openxmlformats.org/drawingml/2006/main" xmlns:pic="http://schemas.openxmlformats.org/drawingml/2006/picture">
+                  <wp:extent cx="1280160" cy="720090"/>
+                  <wp:docPr id="67" name="Picture 67"/>
+                  <wp:cNvGraphicFramePr>
+                    <a:graphicFrameLocks noChangeAspect="1"/>
+                  </wp:cNvGraphicFramePr>
+                  <a:graphic>
+                    <a:graphicData uri="http://schemas.openxmlformats.org/drawingml/2006/picture">
+                      <pic:pic>
+                        <pic:nvPicPr>
+                          <pic:cNvPr id="0" name="frame_0000.jpg"/>
+                          <pic:cNvPicPr/>
+                        </pic:nvPicPr>
+                        <pic:blipFill>
+                          <a:blip r:embed="rId9"/>
+                          <a:stretch>
+                            <a:fillRect/>
+                          </a:stretch>
+                        </pic:blipFill>
+                        <pic:spPr>
+                          <a:xfrm>
+                            <a:off x="0" y="0"/>
+                            <a:ext cx="1280160" cy="720090"/>
+                          </a:xfrm>
+                          <a:prstGeom prst="rect"/>
+                        </pic:spPr>
+                      </pic:pic>
+                    </a:graphicData>
+                  </a:graphic>
+                </wp:inline>
+              </w:drawing>
             </w:r>
           </w:p>
         </w:tc>
@@ -1466,7 +3543,38 @@
           </w:tcPr>
           <w:p>
             <w:r>
-              <w:t>frame_0321.jpg</w:t>
+              <w:drawing>
+                <wp:inline xmlns:a="http://schemas.openxmlformats.org/drawingml/2006/main" xmlns:pic="http://schemas.openxmlformats.org/drawingml/2006/picture">
+                  <wp:extent cx="1280160" cy="720090"/>
+                  <wp:docPr id="68" name="Picture 68"/>
+                  <wp:cNvGraphicFramePr>
+                    <a:graphicFrameLocks noChangeAspect="1"/>
+                  </wp:cNvGraphicFramePr>
+                  <a:graphic>
+                    <a:graphicData uri="http://schemas.openxmlformats.org/drawingml/2006/picture">
+                      <pic:pic>
+                        <pic:nvPicPr>
+                          <pic:cNvPr id="0" name="frame_0321.jpg"/>
+                          <pic:cNvPicPr/>
+                        </pic:nvPicPr>
+                        <pic:blipFill>
+                          <a:blip r:embed="rId10"/>
+                          <a:stretch>
+                            <a:fillRect/>
+                          </a:stretch>
+                        </pic:blipFill>
+                        <pic:spPr>
+                          <a:xfrm>
+                            <a:off x="0" y="0"/>
+                            <a:ext cx="1280160" cy="720090"/>
+                          </a:xfrm>
+                          <a:prstGeom prst="rect"/>
+                        </pic:spPr>
+                      </pic:pic>
+                    </a:graphicData>
+                  </a:graphic>
+                </wp:inline>
+              </w:drawing>
             </w:r>
           </w:p>
         </w:tc>
@@ -1476,7 +3584,38 @@
           </w:tcPr>
           <w:p>
             <w:r>
-              <w:t>frame_0642.jpg</w:t>
+              <w:drawing>
+                <wp:inline xmlns:a="http://schemas.openxmlformats.org/drawingml/2006/main" xmlns:pic="http://schemas.openxmlformats.org/drawingml/2006/picture">
+                  <wp:extent cx="1280160" cy="720090"/>
+                  <wp:docPr id="69" name="Picture 69"/>
+                  <wp:cNvGraphicFramePr>
+                    <a:graphicFrameLocks noChangeAspect="1"/>
+                  </wp:cNvGraphicFramePr>
+                  <a:graphic>
+                    <a:graphicData uri="http://schemas.openxmlformats.org/drawingml/2006/picture">
+                      <pic:pic>
+                        <pic:nvPicPr>
+                          <pic:cNvPr id="0" name="frame_0642.jpg"/>
+                          <pic:cNvPicPr/>
+                        </pic:nvPicPr>
+                        <pic:blipFill>
+                          <a:blip r:embed="rId11"/>
+                          <a:stretch>
+                            <a:fillRect/>
+                          </a:stretch>
+                        </pic:blipFill>
+                        <pic:spPr>
+                          <a:xfrm>
+                            <a:off x="0" y="0"/>
+                            <a:ext cx="1280160" cy="720090"/>
+                          </a:xfrm>
+                          <a:prstGeom prst="rect"/>
+                        </pic:spPr>
+                      </pic:pic>
+                    </a:graphicData>
+                  </a:graphic>
+                </wp:inline>
+              </w:drawing>
             </w:r>
           </w:p>
         </w:tc>
@@ -1528,7 +3667,38 @@
           </w:tcPr>
           <w:p>
             <w:r>
-              <w:t>frame_0000.jpg</w:t>
+              <w:drawing>
+                <wp:inline xmlns:a="http://schemas.openxmlformats.org/drawingml/2006/main" xmlns:pic="http://schemas.openxmlformats.org/drawingml/2006/picture">
+                  <wp:extent cx="1280160" cy="720090"/>
+                  <wp:docPr id="70" name="Picture 70"/>
+                  <wp:cNvGraphicFramePr>
+                    <a:graphicFrameLocks noChangeAspect="1"/>
+                  </wp:cNvGraphicFramePr>
+                  <a:graphic>
+                    <a:graphicData uri="http://schemas.openxmlformats.org/drawingml/2006/picture">
+                      <pic:pic>
+                        <pic:nvPicPr>
+                          <pic:cNvPr id="0" name="frame_0000.jpg"/>
+                          <pic:cNvPicPr/>
+                        </pic:nvPicPr>
+                        <pic:blipFill>
+                          <a:blip r:embed="rId9"/>
+                          <a:stretch>
+                            <a:fillRect/>
+                          </a:stretch>
+                        </pic:blipFill>
+                        <pic:spPr>
+                          <a:xfrm>
+                            <a:off x="0" y="0"/>
+                            <a:ext cx="1280160" cy="720090"/>
+                          </a:xfrm>
+                          <a:prstGeom prst="rect"/>
+                        </pic:spPr>
+                      </pic:pic>
+                    </a:graphicData>
+                  </a:graphic>
+                </wp:inline>
+              </w:drawing>
             </w:r>
           </w:p>
         </w:tc>
@@ -1538,7 +3708,38 @@
           </w:tcPr>
           <w:p>
             <w:r>
-              <w:t>frame_0321.jpg</w:t>
+              <w:drawing>
+                <wp:inline xmlns:a="http://schemas.openxmlformats.org/drawingml/2006/main" xmlns:pic="http://schemas.openxmlformats.org/drawingml/2006/picture">
+                  <wp:extent cx="1280160" cy="720090"/>
+                  <wp:docPr id="71" name="Picture 71"/>
+                  <wp:cNvGraphicFramePr>
+                    <a:graphicFrameLocks noChangeAspect="1"/>
+                  </wp:cNvGraphicFramePr>
+                  <a:graphic>
+                    <a:graphicData uri="http://schemas.openxmlformats.org/drawingml/2006/picture">
+                      <pic:pic>
+                        <pic:nvPicPr>
+                          <pic:cNvPr id="0" name="frame_0321.jpg"/>
+                          <pic:cNvPicPr/>
+                        </pic:nvPicPr>
+                        <pic:blipFill>
+                          <a:blip r:embed="rId10"/>
+                          <a:stretch>
+                            <a:fillRect/>
+                          </a:stretch>
+                        </pic:blipFill>
+                        <pic:spPr>
+                          <a:xfrm>
+                            <a:off x="0" y="0"/>
+                            <a:ext cx="1280160" cy="720090"/>
+                          </a:xfrm>
+                          <a:prstGeom prst="rect"/>
+                        </pic:spPr>
+                      </pic:pic>
+                    </a:graphicData>
+                  </a:graphic>
+                </wp:inline>
+              </w:drawing>
             </w:r>
           </w:p>
         </w:tc>
@@ -1548,7 +3749,38 @@
           </w:tcPr>
           <w:p>
             <w:r>
-              <w:t>frame_0642.jpg</w:t>
+              <w:drawing>
+                <wp:inline xmlns:a="http://schemas.openxmlformats.org/drawingml/2006/main" xmlns:pic="http://schemas.openxmlformats.org/drawingml/2006/picture">
+                  <wp:extent cx="1280160" cy="720090"/>
+                  <wp:docPr id="72" name="Picture 72"/>
+                  <wp:cNvGraphicFramePr>
+                    <a:graphicFrameLocks noChangeAspect="1"/>
+                  </wp:cNvGraphicFramePr>
+                  <a:graphic>
+                    <a:graphicData uri="http://schemas.openxmlformats.org/drawingml/2006/picture">
+                      <pic:pic>
+                        <pic:nvPicPr>
+                          <pic:cNvPr id="0" name="frame_0642.jpg"/>
+                          <pic:cNvPicPr/>
+                        </pic:nvPicPr>
+                        <pic:blipFill>
+                          <a:blip r:embed="rId11"/>
+                          <a:stretch>
+                            <a:fillRect/>
+                          </a:stretch>
+                        </pic:blipFill>
+                        <pic:spPr>
+                          <a:xfrm>
+                            <a:off x="0" y="0"/>
+                            <a:ext cx="1280160" cy="720090"/>
+                          </a:xfrm>
+                          <a:prstGeom prst="rect"/>
+                        </pic:spPr>
+                      </pic:pic>
+                    </a:graphicData>
+                  </a:graphic>
+                </wp:inline>
+              </w:drawing>
             </w:r>
           </w:p>
         </w:tc>
